--- a/lessons/6-7/downloads/reveal/teacher/6.7-session-2-prerequisite-practice-a.docx
+++ b/lessons/6-7/downloads/reveal/teacher/6.7-session-2-prerequisite-practice-a.docx
@@ -15,10 +15,28 @@
         <w:rPr>
           <w:rFonts w:ascii="Avenir Next" w:hAnsi="Avenir Next" w:cs="Avenir Next" w:eastAsia="Avenir Next"/>
           <w:color w:val="1A1A1A"/>
+          <w:sz w:val="22"/>
+          <w:szCs w:val="20"/>
+        </w:rPr>
+        <w:t xml:space="preserve">Name</w:t>
+      </w:r>
+      <w:r>
+        <w:rPr>
+          <w:rFonts w:ascii="Avenir Next" w:hAnsi="Avenir Next" w:cs="Avenir Next" w:eastAsia="Avenir Next"/>
+          <w:color w:val="1A1A1A"/>
           <w:sz w:val="20"/>
           <w:szCs w:val="20"/>
         </w:rPr>
-        <w:t xml:space="preserve">Name</w:t>
+        <w:tab/>
+      </w:r>
+      <w:r>
+        <w:rPr>
+          <w:rFonts w:ascii="Avenir Next" w:hAnsi="Avenir Next" w:cs="Avenir Next" w:eastAsia="Avenir Next"/>
+          <w:color w:val="1A1A1A"/>
+          <w:sz w:val="22"/>
+          <w:szCs w:val="20"/>
+        </w:rPr>
+        <w:t xml:space="preserve">   Date</w:t>
       </w:r>
       <w:r>
         <w:rPr>
@@ -33,25 +51,7 @@
         <w:rPr>
           <w:rFonts w:ascii="Avenir Next" w:hAnsi="Avenir Next" w:cs="Avenir Next" w:eastAsia="Avenir Next"/>
           <w:color w:val="1A1A1A"/>
-          <w:sz w:val="20"/>
-          <w:szCs w:val="20"/>
-        </w:rPr>
-        <w:t xml:space="preserve">   Date</w:t>
-      </w:r>
-      <w:r>
-        <w:rPr>
-          <w:rFonts w:ascii="Avenir Next" w:hAnsi="Avenir Next" w:cs="Avenir Next" w:eastAsia="Avenir Next"/>
-          <w:color w:val="1A1A1A"/>
-          <w:sz w:val="20"/>
-          <w:szCs w:val="20"/>
-        </w:rPr>
-        <w:tab/>
-      </w:r>
-      <w:r>
-        <w:rPr>
-          <w:rFonts w:ascii="Avenir Next" w:hAnsi="Avenir Next" w:cs="Avenir Next" w:eastAsia="Avenir Next"/>
-          <w:color w:val="1A1A1A"/>
-          <w:sz w:val="20"/>
+          <w:sz w:val="22"/>
           <w:szCs w:val="20"/>
         </w:rPr>
         <w:t xml:space="preserve">   Period</w:t>
@@ -78,7 +78,7 @@
           <w:caps/>
           <w:color w:val="003A70"/>
           <w:spacing w:val="12"/>
-          <w:sz w:val="19"/>
+          <w:sz w:val="22"/>
           <w:szCs w:val="19"/>
         </w:rPr>
         <w:t xml:space="preserve">Lesson 6-7  ·  Session 2  ·  Prerequisite Practice A  ·  Skill 1 of 2</w:t>
@@ -86,6 +86,7 @@
     </w:p>
     <w:p>
       <w:pPr>
+        <w:pStyle w:val="Heading1"/>
         <w:keepNext/>
         <w:spacing w:before="0" w:after="10" w:line="240" w:lineRule="auto"/>
       </w:pPr>
@@ -111,7 +112,7 @@
         <w:rPr>
           <w:rFonts w:ascii="Avenir Next" w:hAnsi="Avenir Next" w:cs="Avenir Next" w:eastAsia="Avenir Next"/>
           <w:color w:val="5A5F66"/>
-          <w:sz w:val="17"/>
+          <w:sz w:val="22"/>
           <w:szCs w:val="17"/>
         </w:rPr>
         <w:t xml:space="preserve">Builds on Grade 4 · 4.OA.B.4</w:t>
@@ -154,6 +155,7 @@
           </w:tcPr>
           <w:p>
             <w:pPr>
+              <w:pStyle w:val="Heading2"/>
               <w:spacing w:before="0" w:after="0" w:line="252" w:lineRule="auto"/>
             </w:pPr>
             <w:r>
@@ -183,7 +185,7 @@
               <w:rPr>
                 <w:rFonts w:ascii="Avenir Next" w:hAnsi="Avenir Next" w:cs="Avenir Next" w:eastAsia="Avenir Next"/>
                 <w:color w:val="1A1A1A"/>
-                <w:sz w:val="20"/>
+                <w:sz w:val="22"/>
                 <w:szCs w:val="20"/>
               </w:rPr>
               <w:t xml:space="preserve">You will find when a bus every 15 minutes and a bus every 20 minutes meet.</w:t>
@@ -203,6 +205,7 @@
           </w:tcPr>
           <w:p>
             <w:pPr>
+              <w:pStyle w:val="Heading2"/>
               <w:spacing w:before="0" w:after="0" w:line="252" w:lineRule="auto"/>
             </w:pPr>
             <w:r>
@@ -232,7 +235,7 @@
               <w:rPr>
                 <w:rFonts w:ascii="Avenir Next" w:hAnsi="Avenir Next" w:cs="Avenir Next" w:eastAsia="Avenir Next"/>
                 <w:color w:val="1A1A1A"/>
-                <w:sz w:val="20"/>
+                <w:sz w:val="22"/>
                 <w:szCs w:val="20"/>
               </w:rPr>
               <w:t xml:space="preserve">List the multiples of a number, like 15: 15, 30, 45, 60.  </w:t>
@@ -242,7 +245,7 @@
                 <w:rFonts w:ascii="Avenir Next" w:hAnsi="Avenir Next" w:cs="Avenir Next" w:eastAsia="Avenir Next"/>
                 <w:b/>
                 <w:color w:val="1A1A1A"/>
-                <w:sz w:val="20"/>
+                <w:sz w:val="22"/>
                 <w:szCs w:val="20"/>
               </w:rPr>
               <w:t xml:space="preserve">You will use it in Practice Form A, problems 2 and 6.</w:t>
@@ -253,6 +256,7 @@
     </w:tbl>
     <w:p>
       <w:pPr>
+        <w:pStyle w:val="Heading2"/>
         <w:keepNext/>
         <w:pBdr>
           <w:bottom w:val="single" w:sz="8" w:space="3" w:color="003A70"/>
@@ -268,7 +272,7 @@
           <w:b/>
           <w:color w:val="003A70"/>
           <w:spacing w:val="14"/>
-          <w:sz w:val="19"/>
+          <w:sz w:val="22"/>
           <w:szCs w:val="19"/>
         </w:rPr>
         <w:t xml:space="preserve">STEPS TO FOLLOW</w:t>
@@ -287,7 +291,7 @@
           <w:rFonts w:ascii="Avenir Next" w:hAnsi="Avenir Next" w:cs="Avenir Next" w:eastAsia="Avenir Next"/>
           <w:i/>
           <w:color w:val="5A5F66"/>
-          <w:sz w:val="17"/>
+          <w:sz w:val="22"/>
           <w:szCs w:val="17"/>
         </w:rPr>
         <w:t xml:space="preserve">use these same steps on every problem</w:t>
@@ -329,6 +333,7 @@
           </w:tcPr>
           <w:p>
             <w:pPr>
+              <w:pStyle w:val="Heading1"/>
               <w:spacing w:before="0" w:after="0" w:line="240" w:lineRule="auto"/>
               <w:jc w:val="center"/>
             </w:pPr>
@@ -357,7 +362,7 @@
               <w:rPr>
                 <w:rFonts w:ascii="Avenir Next" w:hAnsi="Avenir Next" w:cs="Avenir Next" w:eastAsia="Avenir Next"/>
                 <w:color w:val="1A1A1A"/>
-                <w:sz w:val="21"/>
+                <w:sz w:val="22"/>
                 <w:szCs w:val="21"/>
               </w:rPr>
               <w:t xml:space="preserve">Write the </w:t>
@@ -367,7 +372,7 @@
                 <w:rFonts w:ascii="Avenir Next" w:hAnsi="Avenir Next" w:cs="Avenir Next" w:eastAsia="Avenir Next"/>
                 <w:b/>
                 <w:color w:val="1A1A1A"/>
-                <w:sz w:val="21"/>
+                <w:sz w:val="22"/>
                 <w:szCs w:val="21"/>
               </w:rPr>
               <w:t xml:space="preserve">number</w:t>
@@ -376,7 +381,7 @@
               <w:rPr>
                 <w:rFonts w:ascii="Avenir Next" w:hAnsi="Avenir Next" w:cs="Avenir Next" w:eastAsia="Avenir Next"/>
                 <w:color w:val="1A1A1A"/>
-                <w:sz w:val="21"/>
+                <w:sz w:val="22"/>
                 <w:szCs w:val="21"/>
               </w:rPr>
               <w:t xml:space="preserve"> first.</w:t>
@@ -395,6 +400,7 @@
           </w:tcPr>
           <w:p>
             <w:pPr>
+              <w:pStyle w:val="Heading1"/>
               <w:spacing w:before="0" w:after="0" w:line="240" w:lineRule="auto"/>
               <w:jc w:val="center"/>
             </w:pPr>
@@ -424,7 +430,7 @@
                 <w:rFonts w:ascii="Avenir Next" w:hAnsi="Avenir Next" w:cs="Avenir Next" w:eastAsia="Avenir Next"/>
                 <w:b/>
                 <w:color w:val="1A1A1A"/>
-                <w:sz w:val="21"/>
+                <w:sz w:val="22"/>
                 <w:szCs w:val="21"/>
               </w:rPr>
               <w:t xml:space="preserve">Add</w:t>
@@ -433,7 +439,7 @@
               <w:rPr>
                 <w:rFonts w:ascii="Avenir Next" w:hAnsi="Avenir Next" w:cs="Avenir Next" w:eastAsia="Avenir Next"/>
                 <w:color w:val="1A1A1A"/>
-                <w:sz w:val="21"/>
+                <w:sz w:val="22"/>
                 <w:szCs w:val="21"/>
               </w:rPr>
               <w:t xml:space="preserve"> the number again to get the next multiple.</w:t>
@@ -452,6 +458,7 @@
           </w:tcPr>
           <w:p>
             <w:pPr>
+              <w:pStyle w:val="Heading1"/>
               <w:spacing w:before="0" w:after="0" w:line="240" w:lineRule="auto"/>
               <w:jc w:val="center"/>
             </w:pPr>
@@ -481,7 +488,7 @@
                 <w:rFonts w:ascii="Avenir Next" w:hAnsi="Avenir Next" w:cs="Avenir Next" w:eastAsia="Avenir Next"/>
                 <w:b/>
                 <w:color w:val="1A1A1A"/>
-                <w:sz w:val="21"/>
+                <w:sz w:val="22"/>
                 <w:szCs w:val="21"/>
               </w:rPr>
               <w:t xml:space="preserve">Keep adding</w:t>
@@ -490,7 +497,7 @@
               <w:rPr>
                 <w:rFonts w:ascii="Avenir Next" w:hAnsi="Avenir Next" w:cs="Avenir Next" w:eastAsia="Avenir Next"/>
                 <w:color w:val="1A1A1A"/>
-                <w:sz w:val="21"/>
+                <w:sz w:val="22"/>
                 <w:szCs w:val="21"/>
               </w:rPr>
               <w:t xml:space="preserve"> until you have enough.</w:t>
@@ -501,6 +508,7 @@
     </w:tbl>
     <w:p>
       <w:pPr>
+        <w:pStyle w:val="Heading2"/>
         <w:keepNext/>
         <w:pBdr>
           <w:bottom w:val="single" w:sz="8" w:space="3" w:color="003A70"/>
@@ -516,7 +524,7 @@
           <w:b/>
           <w:color w:val="003A70"/>
           <w:spacing w:val="14"/>
-          <w:sz w:val="19"/>
+          <w:sz w:val="22"/>
           <w:szCs w:val="19"/>
         </w:rPr>
         <w:t xml:space="preserve">WATCH ME</w:t>
@@ -535,7 +543,7 @@
           <w:rFonts w:ascii="Avenir Next" w:hAnsi="Avenir Next" w:cs="Avenir Next" w:eastAsia="Avenir Next"/>
           <w:i/>
           <w:color w:val="5A5F66"/>
-          <w:sz w:val="17"/>
+          <w:sz w:val="22"/>
           <w:szCs w:val="17"/>
         </w:rPr>
         <w:t xml:space="preserve">the steps in action</w:t>
@@ -550,7 +558,7 @@
           <w:rFonts w:ascii="Avenir Next" w:hAnsi="Avenir Next" w:cs="Avenir Next" w:eastAsia="Avenir Next"/>
           <w:b/>
           <w:color w:val="1A1A1A"/>
-          <w:sz w:val="21"/>
+          <w:sz w:val="22"/>
           <w:szCs w:val="21"/>
         </w:rPr>
         <w:t xml:space="preserve">List the first five multiples of 14.</w:t>
@@ -569,25 +577,25 @@
           <w:rFonts w:ascii="Avenir Next" w:hAnsi="Avenir Next" w:cs="Avenir Next" w:eastAsia="Avenir Next"/>
           <w:b/>
           <w:color w:val="003A70"/>
+          <w:sz w:val="22"/>
+          <w:szCs w:val="19"/>
+        </w:rPr>
+        <w:t xml:space="preserve">Step 1</w:t>
+      </w:r>
+      <w:r>
+        <w:rPr>
+          <w:rFonts w:ascii="Avenir Next" w:hAnsi="Avenir Next" w:cs="Avenir Next" w:eastAsia="Avenir Next"/>
+          <w:color w:val="1A1A1A"/>
           <w:sz w:val="19"/>
           <w:szCs w:val="19"/>
         </w:rPr>
-        <w:t xml:space="preserve">Step 1</w:t>
-      </w:r>
-      <w:r>
-        <w:rPr>
-          <w:rFonts w:ascii="Avenir Next" w:hAnsi="Avenir Next" w:cs="Avenir Next" w:eastAsia="Avenir Next"/>
-          <w:color w:val="1A1A1A"/>
-          <w:sz w:val="19"/>
-          <w:szCs w:val="19"/>
-        </w:rPr>
         <w:tab/>
       </w:r>
       <w:r>
         <w:rPr>
           <w:rFonts w:ascii="Avenir Next" w:hAnsi="Avenir Next" w:cs="Avenir Next" w:eastAsia="Avenir Next"/>
           <w:color w:val="1A1A1A"/>
-          <w:sz w:val="21"/>
+          <w:sz w:val="22"/>
           <w:szCs w:val="21"/>
         </w:rPr>
         <w:t xml:space="preserve">Start with 14.</w:t>
@@ -606,25 +614,25 @@
           <w:rFonts w:ascii="Avenir Next" w:hAnsi="Avenir Next" w:cs="Avenir Next" w:eastAsia="Avenir Next"/>
           <w:b/>
           <w:color w:val="003A70"/>
+          <w:sz w:val="22"/>
+          <w:szCs w:val="19"/>
+        </w:rPr>
+        <w:t xml:space="preserve">Step 2</w:t>
+      </w:r>
+      <w:r>
+        <w:rPr>
+          <w:rFonts w:ascii="Avenir Next" w:hAnsi="Avenir Next" w:cs="Avenir Next" w:eastAsia="Avenir Next"/>
+          <w:color w:val="1A1A1A"/>
           <w:sz w:val="19"/>
           <w:szCs w:val="19"/>
         </w:rPr>
-        <w:t xml:space="preserve">Step 2</w:t>
-      </w:r>
-      <w:r>
-        <w:rPr>
-          <w:rFonts w:ascii="Avenir Next" w:hAnsi="Avenir Next" w:cs="Avenir Next" w:eastAsia="Avenir Next"/>
-          <w:color w:val="1A1A1A"/>
-          <w:sz w:val="19"/>
-          <w:szCs w:val="19"/>
-        </w:rPr>
         <w:tab/>
       </w:r>
       <w:r>
         <w:rPr>
           <w:rFonts w:ascii="Avenir Next" w:hAnsi="Avenir Next" w:cs="Avenir Next" w:eastAsia="Avenir Next"/>
           <w:color w:val="1A1A1A"/>
-          <w:sz w:val="21"/>
+          <w:sz w:val="22"/>
           <w:szCs w:val="21"/>
         </w:rPr>
         <w:t xml:space="preserve">14 + 14 = 28. 28 + 14 = 42.</w:t>
@@ -643,25 +651,25 @@
           <w:rFonts w:ascii="Avenir Next" w:hAnsi="Avenir Next" w:cs="Avenir Next" w:eastAsia="Avenir Next"/>
           <w:b/>
           <w:color w:val="003A70"/>
+          <w:sz w:val="22"/>
+          <w:szCs w:val="19"/>
+        </w:rPr>
+        <w:t xml:space="preserve">Step 3</w:t>
+      </w:r>
+      <w:r>
+        <w:rPr>
+          <w:rFonts w:ascii="Avenir Next" w:hAnsi="Avenir Next" w:cs="Avenir Next" w:eastAsia="Avenir Next"/>
+          <w:color w:val="1A1A1A"/>
           <w:sz w:val="19"/>
           <w:szCs w:val="19"/>
         </w:rPr>
-        <w:t xml:space="preserve">Step 3</w:t>
-      </w:r>
-      <w:r>
-        <w:rPr>
-          <w:rFonts w:ascii="Avenir Next" w:hAnsi="Avenir Next" w:cs="Avenir Next" w:eastAsia="Avenir Next"/>
-          <w:color w:val="1A1A1A"/>
-          <w:sz w:val="19"/>
-          <w:szCs w:val="19"/>
-        </w:rPr>
         <w:tab/>
       </w:r>
       <w:r>
         <w:rPr>
           <w:rFonts w:ascii="Avenir Next" w:hAnsi="Avenir Next" w:cs="Avenir Next" w:eastAsia="Avenir Next"/>
           <w:color w:val="1A1A1A"/>
-          <w:sz w:val="21"/>
+          <w:sz w:val="22"/>
           <w:szCs w:val="21"/>
         </w:rPr>
         <w:t xml:space="preserve">42 + 14 = 56. 56 + 14 = 70.</w:t>
@@ -680,18 +688,18 @@
           <w:rFonts w:ascii="Avenir Next" w:hAnsi="Avenir Next" w:cs="Avenir Next" w:eastAsia="Avenir Next"/>
           <w:b/>
           <w:color w:val="1A1A1A"/>
+          <w:sz w:val="22"/>
+          <w:szCs w:val="21"/>
+        </w:rPr>
+        <w:t xml:space="preserve">Answer</w:t>
+      </w:r>
+      <w:r>
+        <w:rPr>
+          <w:rFonts w:ascii="Avenir Next" w:hAnsi="Avenir Next" w:cs="Avenir Next" w:eastAsia="Avenir Next"/>
+          <w:color w:val="1A1A1A"/>
           <w:sz w:val="21"/>
           <w:szCs w:val="21"/>
         </w:rPr>
-        <w:t xml:space="preserve">Answer</w:t>
-      </w:r>
-      <w:r>
-        <w:rPr>
-          <w:rFonts w:ascii="Avenir Next" w:hAnsi="Avenir Next" w:cs="Avenir Next" w:eastAsia="Avenir Next"/>
-          <w:color w:val="1A1A1A"/>
-          <w:sz w:val="21"/>
-          <w:szCs w:val="21"/>
-        </w:rPr>
         <w:tab/>
       </w:r>
       <w:r>
@@ -699,7 +707,7 @@
           <w:rFonts w:ascii="Avenir Next" w:hAnsi="Avenir Next" w:cs="Avenir Next" w:eastAsia="Avenir Next"/>
           <w:b/>
           <w:color w:val="1A1A1A"/>
-          <w:sz w:val="21"/>
+          <w:sz w:val="22"/>
           <w:szCs w:val="21"/>
         </w:rPr>
         <w:t xml:space="preserve">14, 28, 42, 56, 70</w:t>
@@ -707,6 +715,7 @@
     </w:p>
     <w:p>
       <w:pPr>
+        <w:pStyle w:val="Heading2"/>
         <w:keepNext/>
         <w:pBdr>
           <w:bottom w:val="single" w:sz="8" w:space="3" w:color="003A70"/>
@@ -722,7 +731,7 @@
           <w:b/>
           <w:color w:val="003A70"/>
           <w:spacing w:val="14"/>
-          <w:sz w:val="19"/>
+          <w:sz w:val="22"/>
           <w:szCs w:val="19"/>
         </w:rPr>
         <w:t xml:space="preserve">TRY IT WITH HELP</w:t>
@@ -741,7 +750,7 @@
           <w:rFonts w:ascii="Avenir Next" w:hAnsi="Avenir Next" w:cs="Avenir Next" w:eastAsia="Avenir Next"/>
           <w:i/>
           <w:color w:val="5A5F66"/>
-          <w:sz w:val="17"/>
+          <w:sz w:val="22"/>
           <w:szCs w:val="17"/>
         </w:rPr>
         <w:t xml:space="preserve">fill in each step</w:t>
@@ -799,35 +808,35 @@
           <w:rFonts w:ascii="Avenir Next" w:hAnsi="Avenir Next" w:cs="Avenir Next" w:eastAsia="Avenir Next"/>
           <w:b/>
           <w:color w:val="003A70"/>
+          <w:sz w:val="22"/>
+          <w:szCs w:val="18"/>
+        </w:rPr>
+        <w:t xml:space="preserve">Step 1</w:t>
+      </w:r>
+      <w:r>
+        <w:rPr>
+          <w:rFonts w:ascii="Avenir Next" w:hAnsi="Avenir Next" w:cs="Avenir Next" w:eastAsia="Avenir Next"/>
+          <w:color w:val="1A1A1A"/>
           <w:sz w:val="18"/>
           <w:szCs w:val="18"/>
         </w:rPr>
-        <w:t xml:space="preserve">Step 1</w:t>
-      </w:r>
-      <w:r>
-        <w:rPr>
-          <w:rFonts w:ascii="Avenir Next" w:hAnsi="Avenir Next" w:cs="Avenir Next" w:eastAsia="Avenir Next"/>
-          <w:color w:val="1A1A1A"/>
-          <w:sz w:val="18"/>
-          <w:szCs w:val="18"/>
-        </w:rPr>
         <w:tab/>
       </w:r>
       <w:r>
         <w:rPr>
           <w:rFonts w:ascii="Avenir Next" w:hAnsi="Avenir Next" w:cs="Avenir Next" w:eastAsia="Avenir Next"/>
           <w:color w:val="1A1A1A"/>
+          <w:sz w:val="22"/>
+          <w:szCs w:val="21"/>
+        </w:rPr>
+        <w:t xml:space="preserve">Start with </w:t>
+      </w:r>
+      <w:r>
+        <w:rPr>
+          <w:rFonts w:ascii="Avenir Next" w:hAnsi="Avenir Next" w:cs="Avenir Next" w:eastAsia="Avenir Next"/>
+          <w:color w:val="1A1A1A"/>
           <w:sz w:val="21"/>
           <w:szCs w:val="21"/>
-        </w:rPr>
-        <w:t xml:space="preserve">Start with </w:t>
-      </w:r>
-      <w:r>
-        <w:rPr>
-          <w:rFonts w:ascii="Avenir Next" w:hAnsi="Avenir Next" w:cs="Avenir Next" w:eastAsia="Avenir Next"/>
-          <w:color w:val="1A1A1A"/>
-          <w:sz w:val="21"/>
-          <w:szCs w:val="21"/>
           <w:u w:val="single"/>
         </w:rPr>
         <w:t xml:space="preserve">                </w:t>
@@ -836,7 +845,7 @@
         <w:rPr>
           <w:rFonts w:ascii="Avenir Next" w:hAnsi="Avenir Next" w:cs="Avenir Next" w:eastAsia="Avenir Next"/>
           <w:color w:val="1A1A1A"/>
-          <w:sz w:val="21"/>
+          <w:sz w:val="22"/>
           <w:szCs w:val="21"/>
         </w:rPr>
         <w:t xml:space="preserve">.</w:t>
@@ -856,28 +865,47 @@
           <w:rFonts w:ascii="Avenir Next" w:hAnsi="Avenir Next" w:cs="Avenir Next" w:eastAsia="Avenir Next"/>
           <w:b/>
           <w:color w:val="003A70"/>
+          <w:sz w:val="22"/>
+          <w:szCs w:val="18"/>
+        </w:rPr>
+        <w:t xml:space="preserve">Step 2</w:t>
+      </w:r>
+      <w:r>
+        <w:rPr>
+          <w:rFonts w:ascii="Avenir Next" w:hAnsi="Avenir Next" w:cs="Avenir Next" w:eastAsia="Avenir Next"/>
+          <w:color w:val="1A1A1A"/>
           <w:sz w:val="18"/>
           <w:szCs w:val="18"/>
         </w:rPr>
-        <w:t xml:space="preserve">Step 2</w:t>
-      </w:r>
-      <w:r>
-        <w:rPr>
-          <w:rFonts w:ascii="Avenir Next" w:hAnsi="Avenir Next" w:cs="Avenir Next" w:eastAsia="Avenir Next"/>
-          <w:color w:val="1A1A1A"/>
-          <w:sz w:val="18"/>
-          <w:szCs w:val="18"/>
-        </w:rPr>
         <w:tab/>
       </w:r>
       <w:r>
         <w:rPr>
           <w:rFonts w:ascii="Avenir Next" w:hAnsi="Avenir Next" w:cs="Avenir Next" w:eastAsia="Avenir Next"/>
           <w:color w:val="1A1A1A"/>
+          <w:sz w:val="22"/>
+          <w:szCs w:val="21"/>
+        </w:rPr>
+        <w:t xml:space="preserve">6 + 6 = </w:t>
+      </w:r>
+      <w:r>
+        <w:rPr>
+          <w:rFonts w:ascii="Avenir Next" w:hAnsi="Avenir Next" w:cs="Avenir Next" w:eastAsia="Avenir Next"/>
+          <w:color w:val="1A1A1A"/>
           <w:sz w:val="21"/>
           <w:szCs w:val="21"/>
-        </w:rPr>
-        <w:t xml:space="preserve">6 + 6 = </w:t>
+          <w:u w:val="single"/>
+        </w:rPr>
+        <w:t xml:space="preserve">                </w:t>
+      </w:r>
+      <w:r>
+        <w:rPr>
+          <w:rFonts w:ascii="Avenir Next" w:hAnsi="Avenir Next" w:cs="Avenir Next" w:eastAsia="Avenir Next"/>
+          <w:color w:val="1A1A1A"/>
+          <w:sz w:val="22"/>
+          <w:szCs w:val="21"/>
+        </w:rPr>
+        <w:t xml:space="preserve">. Then </w:t>
       </w:r>
       <w:r>
         <w:rPr>
@@ -893,26 +921,7 @@
         <w:rPr>
           <w:rFonts w:ascii="Avenir Next" w:hAnsi="Avenir Next" w:cs="Avenir Next" w:eastAsia="Avenir Next"/>
           <w:color w:val="1A1A1A"/>
-          <w:sz w:val="21"/>
-          <w:szCs w:val="21"/>
-        </w:rPr>
-        <w:t xml:space="preserve">. Then </w:t>
-      </w:r>
-      <w:r>
-        <w:rPr>
-          <w:rFonts w:ascii="Avenir Next" w:hAnsi="Avenir Next" w:cs="Avenir Next" w:eastAsia="Avenir Next"/>
-          <w:color w:val="1A1A1A"/>
-          <w:sz w:val="21"/>
-          <w:szCs w:val="21"/>
-          <w:u w:val="single"/>
-        </w:rPr>
-        <w:t xml:space="preserve">                </w:t>
-      </w:r>
-      <w:r>
-        <w:rPr>
-          <w:rFonts w:ascii="Avenir Next" w:hAnsi="Avenir Next" w:cs="Avenir Next" w:eastAsia="Avenir Next"/>
-          <w:color w:val="1A1A1A"/>
-          <w:sz w:val="21"/>
+          <w:sz w:val="22"/>
           <w:szCs w:val="21"/>
         </w:rPr>
         <w:t xml:space="preserve">.</w:t>
@@ -932,28 +941,47 @@
           <w:rFonts w:ascii="Avenir Next" w:hAnsi="Avenir Next" w:cs="Avenir Next" w:eastAsia="Avenir Next"/>
           <w:b/>
           <w:color w:val="003A70"/>
+          <w:sz w:val="22"/>
+          <w:szCs w:val="18"/>
+        </w:rPr>
+        <w:t xml:space="preserve">Step 3</w:t>
+      </w:r>
+      <w:r>
+        <w:rPr>
+          <w:rFonts w:ascii="Avenir Next" w:hAnsi="Avenir Next" w:cs="Avenir Next" w:eastAsia="Avenir Next"/>
+          <w:color w:val="1A1A1A"/>
           <w:sz w:val="18"/>
           <w:szCs w:val="18"/>
         </w:rPr>
-        <w:t xml:space="preserve">Step 3</w:t>
-      </w:r>
-      <w:r>
-        <w:rPr>
-          <w:rFonts w:ascii="Avenir Next" w:hAnsi="Avenir Next" w:cs="Avenir Next" w:eastAsia="Avenir Next"/>
-          <w:color w:val="1A1A1A"/>
-          <w:sz w:val="18"/>
-          <w:szCs w:val="18"/>
-        </w:rPr>
         <w:tab/>
       </w:r>
       <w:r>
         <w:rPr>
           <w:rFonts w:ascii="Avenir Next" w:hAnsi="Avenir Next" w:cs="Avenir Next" w:eastAsia="Avenir Next"/>
           <w:color w:val="1A1A1A"/>
+          <w:sz w:val="22"/>
+          <w:szCs w:val="21"/>
+        </w:rPr>
+        <w:t xml:space="preserve">Keep adding: </w:t>
+      </w:r>
+      <w:r>
+        <w:rPr>
+          <w:rFonts w:ascii="Avenir Next" w:hAnsi="Avenir Next" w:cs="Avenir Next" w:eastAsia="Avenir Next"/>
+          <w:color w:val="1A1A1A"/>
           <w:sz w:val="21"/>
           <w:szCs w:val="21"/>
-        </w:rPr>
-        <w:t xml:space="preserve">Keep adding: </w:t>
+          <w:u w:val="single"/>
+        </w:rPr>
+        <w:t xml:space="preserve">                </w:t>
+      </w:r>
+      <w:r>
+        <w:rPr>
+          <w:rFonts w:ascii="Avenir Next" w:hAnsi="Avenir Next" w:cs="Avenir Next" w:eastAsia="Avenir Next"/>
+          <w:color w:val="1A1A1A"/>
+          <w:sz w:val="22"/>
+          <w:szCs w:val="21"/>
+        </w:rPr>
+        <w:t xml:space="preserve">, </w:t>
       </w:r>
       <w:r>
         <w:rPr>
@@ -969,26 +997,7 @@
         <w:rPr>
           <w:rFonts w:ascii="Avenir Next" w:hAnsi="Avenir Next" w:cs="Avenir Next" w:eastAsia="Avenir Next"/>
           <w:color w:val="1A1A1A"/>
-          <w:sz w:val="21"/>
-          <w:szCs w:val="21"/>
-        </w:rPr>
-        <w:t xml:space="preserve">, </w:t>
-      </w:r>
-      <w:r>
-        <w:rPr>
-          <w:rFonts w:ascii="Avenir Next" w:hAnsi="Avenir Next" w:cs="Avenir Next" w:eastAsia="Avenir Next"/>
-          <w:color w:val="1A1A1A"/>
-          <w:sz w:val="21"/>
-          <w:szCs w:val="21"/>
-          <w:u w:val="single"/>
-        </w:rPr>
-        <w:t xml:space="preserve">                </w:t>
-      </w:r>
-      <w:r>
-        <w:rPr>
-          <w:rFonts w:ascii="Avenir Next" w:hAnsi="Avenir Next" w:cs="Avenir Next" w:eastAsia="Avenir Next"/>
-          <w:color w:val="1A1A1A"/>
-          <w:sz w:val="21"/>
+          <w:sz w:val="22"/>
           <w:szCs w:val="21"/>
         </w:rPr>
         <w:t xml:space="preserve">.</w:t>
@@ -1051,35 +1060,35 @@
           <w:rFonts w:ascii="Avenir Next" w:hAnsi="Avenir Next" w:cs="Avenir Next" w:eastAsia="Avenir Next"/>
           <w:b/>
           <w:color w:val="003A70"/>
+          <w:sz w:val="22"/>
+          <w:szCs w:val="18"/>
+        </w:rPr>
+        <w:t xml:space="preserve">Step 1</w:t>
+      </w:r>
+      <w:r>
+        <w:rPr>
+          <w:rFonts w:ascii="Avenir Next" w:hAnsi="Avenir Next" w:cs="Avenir Next" w:eastAsia="Avenir Next"/>
+          <w:color w:val="1A1A1A"/>
           <w:sz w:val="18"/>
           <w:szCs w:val="18"/>
         </w:rPr>
-        <w:t xml:space="preserve">Step 1</w:t>
-      </w:r>
-      <w:r>
-        <w:rPr>
-          <w:rFonts w:ascii="Avenir Next" w:hAnsi="Avenir Next" w:cs="Avenir Next" w:eastAsia="Avenir Next"/>
-          <w:color w:val="1A1A1A"/>
-          <w:sz w:val="18"/>
-          <w:szCs w:val="18"/>
-        </w:rPr>
         <w:tab/>
       </w:r>
       <w:r>
         <w:rPr>
           <w:rFonts w:ascii="Avenir Next" w:hAnsi="Avenir Next" w:cs="Avenir Next" w:eastAsia="Avenir Next"/>
           <w:color w:val="1A1A1A"/>
+          <w:sz w:val="22"/>
+          <w:szCs w:val="21"/>
+        </w:rPr>
+        <w:t xml:space="preserve">Start with </w:t>
+      </w:r>
+      <w:r>
+        <w:rPr>
+          <w:rFonts w:ascii="Avenir Next" w:hAnsi="Avenir Next" w:cs="Avenir Next" w:eastAsia="Avenir Next"/>
+          <w:color w:val="1A1A1A"/>
           <w:sz w:val="21"/>
           <w:szCs w:val="21"/>
-        </w:rPr>
-        <w:t xml:space="preserve">Start with </w:t>
-      </w:r>
-      <w:r>
-        <w:rPr>
-          <w:rFonts w:ascii="Avenir Next" w:hAnsi="Avenir Next" w:cs="Avenir Next" w:eastAsia="Avenir Next"/>
-          <w:color w:val="1A1A1A"/>
-          <w:sz w:val="21"/>
-          <w:szCs w:val="21"/>
           <w:u w:val="single"/>
         </w:rPr>
         <w:t xml:space="preserve">                </w:t>
@@ -1088,7 +1097,7 @@
         <w:rPr>
           <w:rFonts w:ascii="Avenir Next" w:hAnsi="Avenir Next" w:cs="Avenir Next" w:eastAsia="Avenir Next"/>
           <w:color w:val="1A1A1A"/>
-          <w:sz w:val="21"/>
+          <w:sz w:val="22"/>
           <w:szCs w:val="21"/>
         </w:rPr>
         <w:t xml:space="preserve">.</w:t>
@@ -1108,28 +1117,47 @@
           <w:rFonts w:ascii="Avenir Next" w:hAnsi="Avenir Next" w:cs="Avenir Next" w:eastAsia="Avenir Next"/>
           <w:b/>
           <w:color w:val="003A70"/>
+          <w:sz w:val="22"/>
+          <w:szCs w:val="18"/>
+        </w:rPr>
+        <w:t xml:space="preserve">Step 2</w:t>
+      </w:r>
+      <w:r>
+        <w:rPr>
+          <w:rFonts w:ascii="Avenir Next" w:hAnsi="Avenir Next" w:cs="Avenir Next" w:eastAsia="Avenir Next"/>
+          <w:color w:val="1A1A1A"/>
           <w:sz w:val="18"/>
           <w:szCs w:val="18"/>
         </w:rPr>
-        <w:t xml:space="preserve">Step 2</w:t>
-      </w:r>
-      <w:r>
-        <w:rPr>
-          <w:rFonts w:ascii="Avenir Next" w:hAnsi="Avenir Next" w:cs="Avenir Next" w:eastAsia="Avenir Next"/>
-          <w:color w:val="1A1A1A"/>
-          <w:sz w:val="18"/>
-          <w:szCs w:val="18"/>
-        </w:rPr>
         <w:tab/>
       </w:r>
       <w:r>
         <w:rPr>
           <w:rFonts w:ascii="Avenir Next" w:hAnsi="Avenir Next" w:cs="Avenir Next" w:eastAsia="Avenir Next"/>
           <w:color w:val="1A1A1A"/>
+          <w:sz w:val="22"/>
+          <w:szCs w:val="21"/>
+        </w:rPr>
+        <w:t xml:space="preserve">25 + 25 = </w:t>
+      </w:r>
+      <w:r>
+        <w:rPr>
+          <w:rFonts w:ascii="Avenir Next" w:hAnsi="Avenir Next" w:cs="Avenir Next" w:eastAsia="Avenir Next"/>
+          <w:color w:val="1A1A1A"/>
           <w:sz w:val="21"/>
           <w:szCs w:val="21"/>
-        </w:rPr>
-        <w:t xml:space="preserve">25 + 25 = </w:t>
+          <w:u w:val="single"/>
+        </w:rPr>
+        <w:t xml:space="preserve">                </w:t>
+      </w:r>
+      <w:r>
+        <w:rPr>
+          <w:rFonts w:ascii="Avenir Next" w:hAnsi="Avenir Next" w:cs="Avenir Next" w:eastAsia="Avenir Next"/>
+          <w:color w:val="1A1A1A"/>
+          <w:sz w:val="22"/>
+          <w:szCs w:val="21"/>
+        </w:rPr>
+        <w:t xml:space="preserve">. Then </w:t>
       </w:r>
       <w:r>
         <w:rPr>
@@ -1145,26 +1173,7 @@
         <w:rPr>
           <w:rFonts w:ascii="Avenir Next" w:hAnsi="Avenir Next" w:cs="Avenir Next" w:eastAsia="Avenir Next"/>
           <w:color w:val="1A1A1A"/>
-          <w:sz w:val="21"/>
-          <w:szCs w:val="21"/>
-        </w:rPr>
-        <w:t xml:space="preserve">. Then </w:t>
-      </w:r>
-      <w:r>
-        <w:rPr>
-          <w:rFonts w:ascii="Avenir Next" w:hAnsi="Avenir Next" w:cs="Avenir Next" w:eastAsia="Avenir Next"/>
-          <w:color w:val="1A1A1A"/>
-          <w:sz w:val="21"/>
-          <w:szCs w:val="21"/>
-          <w:u w:val="single"/>
-        </w:rPr>
-        <w:t xml:space="preserve">                </w:t>
-      </w:r>
-      <w:r>
-        <w:rPr>
-          <w:rFonts w:ascii="Avenir Next" w:hAnsi="Avenir Next" w:cs="Avenir Next" w:eastAsia="Avenir Next"/>
-          <w:color w:val="1A1A1A"/>
-          <w:sz w:val="21"/>
+          <w:sz w:val="22"/>
           <w:szCs w:val="21"/>
         </w:rPr>
         <w:t xml:space="preserve">.</w:t>
@@ -1184,35 +1193,35 @@
           <w:rFonts w:ascii="Avenir Next" w:hAnsi="Avenir Next" w:cs="Avenir Next" w:eastAsia="Avenir Next"/>
           <w:b/>
           <w:color w:val="003A70"/>
+          <w:sz w:val="22"/>
+          <w:szCs w:val="18"/>
+        </w:rPr>
+        <w:t xml:space="preserve">Step 3</w:t>
+      </w:r>
+      <w:r>
+        <w:rPr>
+          <w:rFonts w:ascii="Avenir Next" w:hAnsi="Avenir Next" w:cs="Avenir Next" w:eastAsia="Avenir Next"/>
+          <w:color w:val="1A1A1A"/>
           <w:sz w:val="18"/>
           <w:szCs w:val="18"/>
         </w:rPr>
-        <w:t xml:space="preserve">Step 3</w:t>
-      </w:r>
-      <w:r>
-        <w:rPr>
-          <w:rFonts w:ascii="Avenir Next" w:hAnsi="Avenir Next" w:cs="Avenir Next" w:eastAsia="Avenir Next"/>
-          <w:color w:val="1A1A1A"/>
-          <w:sz w:val="18"/>
-          <w:szCs w:val="18"/>
-        </w:rPr>
         <w:tab/>
       </w:r>
       <w:r>
         <w:rPr>
           <w:rFonts w:ascii="Avenir Next" w:hAnsi="Avenir Next" w:cs="Avenir Next" w:eastAsia="Avenir Next"/>
           <w:color w:val="1A1A1A"/>
+          <w:sz w:val="22"/>
+          <w:szCs w:val="21"/>
+        </w:rPr>
+        <w:t xml:space="preserve">Keep adding: </w:t>
+      </w:r>
+      <w:r>
+        <w:rPr>
+          <w:rFonts w:ascii="Avenir Next" w:hAnsi="Avenir Next" w:cs="Avenir Next" w:eastAsia="Avenir Next"/>
+          <w:color w:val="1A1A1A"/>
           <w:sz w:val="21"/>
           <w:szCs w:val="21"/>
-        </w:rPr>
-        <w:t xml:space="preserve">Keep adding: </w:t>
-      </w:r>
-      <w:r>
-        <w:rPr>
-          <w:rFonts w:ascii="Avenir Next" w:hAnsi="Avenir Next" w:cs="Avenir Next" w:eastAsia="Avenir Next"/>
-          <w:color w:val="1A1A1A"/>
-          <w:sz w:val="21"/>
-          <w:szCs w:val="21"/>
           <w:u w:val="single"/>
         </w:rPr>
         <w:t xml:space="preserve">                </w:t>
@@ -1221,7 +1230,7 @@
         <w:rPr>
           <w:rFonts w:ascii="Avenir Next" w:hAnsi="Avenir Next" w:cs="Avenir Next" w:eastAsia="Avenir Next"/>
           <w:color w:val="1A1A1A"/>
-          <w:sz w:val="21"/>
+          <w:sz w:val="22"/>
           <w:szCs w:val="21"/>
         </w:rPr>
         <w:t xml:space="preserve">.</w:t>
@@ -1234,6 +1243,7 @@
     </w:p>
     <w:p>
       <w:pPr>
+        <w:pStyle w:val="Heading2"/>
         <w:keepNext/>
         <w:pBdr>
           <w:bottom w:val="single" w:sz="8" w:space="3" w:color="003A70"/>
@@ -1249,7 +1259,7 @@
           <w:b/>
           <w:color w:val="003A70"/>
           <w:spacing w:val="14"/>
-          <w:sz w:val="19"/>
+          <w:sz w:val="22"/>
           <w:szCs w:val="19"/>
         </w:rPr>
         <w:t xml:space="preserve">YOUR TURN</w:t>
@@ -1268,7 +1278,7 @@
           <w:rFonts w:ascii="Avenir Next" w:hAnsi="Avenir Next" w:cs="Avenir Next" w:eastAsia="Avenir Next"/>
           <w:i/>
           <w:color w:val="5A5F66"/>
-          <w:sz w:val="17"/>
+          <w:sz w:val="22"/>
           <w:szCs w:val="17"/>
         </w:rPr>
         <w:t xml:space="preserve">use the steps on your own</w:t>
@@ -1654,7 +1664,7 @@
       <w:pPr>
         <w:pageBreakBefore/>
         <w:keepNext/>
-        <w:spacing w:before="0" w:after="12" w:line="264" w:lineRule="auto"/>
+        <w:spacing w:before="0" w:after="10" w:line="252" w:lineRule="auto"/>
       </w:pPr>
       <w:r>
         <w:rPr>
@@ -1663,7 +1673,7 @@
           <w:caps/>
           <w:color w:val="003A70"/>
           <w:spacing w:val="12"/>
-          <w:sz w:val="19"/>
+          <w:sz w:val="22"/>
           <w:szCs w:val="19"/>
         </w:rPr>
         <w:t xml:space="preserve">Lesson 6-7  ·  Session 2  ·  Prerequisite Practice A  ·  Skill 2 of 2</w:t>
@@ -1671,8 +1681,9 @@
     </w:p>
     <w:p>
       <w:pPr>
+        <w:pStyle w:val="Heading1"/>
         <w:keepNext/>
-        <w:spacing w:before="0" w:after="10" w:line="240" w:lineRule="auto"/>
+        <w:spacing w:before="0" w:after="8" w:line="240" w:lineRule="auto"/>
       </w:pPr>
       <w:r>
         <w:rPr>
@@ -1690,13 +1701,13 @@
         <w:pBdr>
           <w:bottom w:val="single" w:sz="4" w:space="5" w:color="C9CDD2"/>
         </w:pBdr>
-        <w:spacing w:before="0" w:after="60" w:line="264" w:lineRule="auto"/>
+        <w:spacing w:before="0" w:after="51" w:line="252" w:lineRule="auto"/>
       </w:pPr>
       <w:r>
         <w:rPr>
           <w:rFonts w:ascii="Avenir Next" w:hAnsi="Avenir Next" w:cs="Avenir Next" w:eastAsia="Avenir Next"/>
           <w:color w:val="5A5F66"/>
-          <w:sz w:val="17"/>
+          <w:sz w:val="22"/>
           <w:szCs w:val="17"/>
         </w:rPr>
         <w:t xml:space="preserve">Builds on Grade 4 · 4.MD.A.2</w:t>
@@ -1739,7 +1750,8 @@
           </w:tcPr>
           <w:p>
             <w:pPr>
-              <w:spacing w:before="0" w:after="0" w:line="252" w:lineRule="auto"/>
+              <w:pStyle w:val="Heading2"/>
+              <w:spacing w:before="0" w:after="0" w:line="246" w:lineRule="auto"/>
             </w:pPr>
             <w:r>
               <w:rPr>
@@ -1762,13 +1774,13 @@
           </w:tcPr>
           <w:p>
             <w:pPr>
-              <w:spacing w:before="0" w:after="0" w:line="264" w:lineRule="auto"/>
+              <w:spacing w:before="0" w:after="0" w:line="252" w:lineRule="auto"/>
             </w:pPr>
             <w:r>
               <w:rPr>
                 <w:rFonts w:ascii="Avenir Next" w:hAnsi="Avenir Next" w:cs="Avenir Next" w:eastAsia="Avenir Next"/>
                 <w:color w:val="1A1A1A"/>
-                <w:sz w:val="20"/>
+                <w:sz w:val="22"/>
                 <w:szCs w:val="20"/>
               </w:rPr>
               <w:t xml:space="preserve">You will find when two alarms ring together after 7:00 a.m.</w:t>
@@ -1788,7 +1800,8 @@
           </w:tcPr>
           <w:p>
             <w:pPr>
-              <w:spacing w:before="0" w:after="0" w:line="252" w:lineRule="auto"/>
+              <w:pStyle w:val="Heading2"/>
+              <w:spacing w:before="0" w:after="0" w:line="246" w:lineRule="auto"/>
             </w:pPr>
             <w:r>
               <w:rPr>
@@ -1811,13 +1824,13 @@
           </w:tcPr>
           <w:p>
             <w:pPr>
-              <w:spacing w:before="0" w:after="0" w:line="264" w:lineRule="auto"/>
+              <w:spacing w:before="0" w:after="0" w:line="252" w:lineRule="auto"/>
             </w:pPr>
             <w:r>
               <w:rPr>
                 <w:rFonts w:ascii="Avenir Next" w:hAnsi="Avenir Next" w:cs="Avenir Next" w:eastAsia="Avenir Next"/>
                 <w:color w:val="1A1A1A"/>
-                <w:sz w:val="20"/>
+                <w:sz w:val="22"/>
                 <w:szCs w:val="20"/>
               </w:rPr>
               <w:t xml:space="preserve">Add minutes to a time, like 36 minutes after 7:00 is 7:36.  </w:t>
@@ -1827,7 +1840,7 @@
                 <w:rFonts w:ascii="Avenir Next" w:hAnsi="Avenir Next" w:cs="Avenir Next" w:eastAsia="Avenir Next"/>
                 <w:b/>
                 <w:color w:val="1A1A1A"/>
-                <w:sz w:val="20"/>
+                <w:sz w:val="22"/>
                 <w:szCs w:val="20"/>
               </w:rPr>
               <w:t xml:space="preserve">You will use it in Practice Form A, problem 8.</w:t>
@@ -1838,6 +1851,7 @@
     </w:tbl>
     <w:p>
       <w:pPr>
+        <w:pStyle w:val="Heading2"/>
         <w:keepNext/>
         <w:pBdr>
           <w:bottom w:val="single" w:sz="8" w:space="3" w:color="003A70"/>
@@ -1845,7 +1859,7 @@
         <w:tabs>
           <w:tab w:val="right" w:pos="9504"/>
         </w:tabs>
-        <w:spacing w:before="50" w:after="36" w:line="240" w:lineRule="auto"/>
+        <w:spacing w:before="42" w:after="31" w:line="240" w:lineRule="auto"/>
       </w:pPr>
       <w:r>
         <w:rPr>
@@ -1853,7 +1867,7 @@
           <w:b/>
           <w:color w:val="003A70"/>
           <w:spacing w:val="14"/>
-          <w:sz w:val="19"/>
+          <w:sz w:val="22"/>
           <w:szCs w:val="19"/>
         </w:rPr>
         <w:t xml:space="preserve">STEPS TO FOLLOW</w:t>
@@ -1872,7 +1886,7 @@
           <w:rFonts w:ascii="Avenir Next" w:hAnsi="Avenir Next" w:cs="Avenir Next" w:eastAsia="Avenir Next"/>
           <w:i/>
           <w:color w:val="5A5F66"/>
-          <w:sz w:val="17"/>
+          <w:sz w:val="22"/>
           <w:szCs w:val="17"/>
         </w:rPr>
         <w:t xml:space="preserve">use these same steps on every problem</w:t>
@@ -1914,6 +1928,7 @@
           </w:tcPr>
           <w:p>
             <w:pPr>
+              <w:pStyle w:val="Heading1"/>
               <w:spacing w:before="0" w:after="0" w:line="240" w:lineRule="auto"/>
               <w:jc w:val="center"/>
             </w:pPr>
@@ -1936,14 +1951,14 @@
           </w:tcPr>
           <w:p>
             <w:pPr>
-              <w:spacing w:before="0" w:after="0" w:line="264" w:lineRule="auto"/>
+              <w:spacing w:before="0" w:after="0" w:line="252" w:lineRule="auto"/>
             </w:pPr>
             <w:r>
               <w:rPr>
                 <w:rFonts w:ascii="Avenir Next" w:hAnsi="Avenir Next" w:cs="Avenir Next" w:eastAsia="Avenir Next"/>
                 <w:b/>
                 <w:color w:val="1A1A1A"/>
-                <w:sz w:val="21"/>
+                <w:sz w:val="22"/>
                 <w:szCs w:val="21"/>
               </w:rPr>
               <w:t xml:space="preserve">Add</w:t>
@@ -1952,7 +1967,7 @@
               <w:rPr>
                 <w:rFonts w:ascii="Avenir Next" w:hAnsi="Avenir Next" w:cs="Avenir Next" w:eastAsia="Avenir Next"/>
                 <w:color w:val="1A1A1A"/>
-                <w:sz w:val="21"/>
+                <w:sz w:val="22"/>
                 <w:szCs w:val="21"/>
               </w:rPr>
               <w:t xml:space="preserve"> the new minutes to the minutes on the clock.</w:t>
@@ -1971,6 +1986,7 @@
           </w:tcPr>
           <w:p>
             <w:pPr>
+              <w:pStyle w:val="Heading1"/>
               <w:spacing w:before="0" w:after="0" w:line="240" w:lineRule="auto"/>
               <w:jc w:val="center"/>
             </w:pPr>
@@ -1993,13 +2009,13 @@
           </w:tcPr>
           <w:p>
             <w:pPr>
-              <w:spacing w:before="0" w:after="0" w:line="264" w:lineRule="auto"/>
+              <w:spacing w:before="0" w:after="0" w:line="252" w:lineRule="auto"/>
             </w:pPr>
             <w:r>
               <w:rPr>
                 <w:rFonts w:ascii="Avenir Next" w:hAnsi="Avenir Next" w:cs="Avenir Next" w:eastAsia="Avenir Next"/>
                 <w:color w:val="1A1A1A"/>
-                <w:sz w:val="21"/>
+                <w:sz w:val="22"/>
                 <w:szCs w:val="21"/>
               </w:rPr>
               <w:t xml:space="preserve">If you get </w:t>
@@ -2009,7 +2025,7 @@
                 <w:rFonts w:ascii="Avenir Next" w:hAnsi="Avenir Next" w:cs="Avenir Next" w:eastAsia="Avenir Next"/>
                 <w:b/>
                 <w:color w:val="1A1A1A"/>
-                <w:sz w:val="21"/>
+                <w:sz w:val="22"/>
                 <w:szCs w:val="21"/>
               </w:rPr>
               <w:t xml:space="preserve">60 or more</w:t>
@@ -2018,7 +2034,7 @@
               <w:rPr>
                 <w:rFonts w:ascii="Avenir Next" w:hAnsi="Avenir Next" w:cs="Avenir Next" w:eastAsia="Avenir Next"/>
                 <w:color w:val="1A1A1A"/>
-                <w:sz w:val="21"/>
+                <w:sz w:val="22"/>
                 <w:szCs w:val="21"/>
               </w:rPr>
               <w:t xml:space="preserve">, take away 60.</w:t>
@@ -2037,6 +2053,7 @@
           </w:tcPr>
           <w:p>
             <w:pPr>
+              <w:pStyle w:val="Heading1"/>
               <w:spacing w:before="0" w:after="0" w:line="240" w:lineRule="auto"/>
               <w:jc w:val="center"/>
             </w:pPr>
@@ -2059,13 +2076,13 @@
           </w:tcPr>
           <w:p>
             <w:pPr>
-              <w:spacing w:before="0" w:after="0" w:line="264" w:lineRule="auto"/>
+              <w:spacing w:before="0" w:after="0" w:line="252" w:lineRule="auto"/>
             </w:pPr>
             <w:r>
               <w:rPr>
                 <w:rFonts w:ascii="Avenir Next" w:hAnsi="Avenir Next" w:cs="Avenir Next" w:eastAsia="Avenir Next"/>
                 <w:color w:val="1A1A1A"/>
-                <w:sz w:val="21"/>
+                <w:sz w:val="22"/>
                 <w:szCs w:val="21"/>
               </w:rPr>
               <w:t xml:space="preserve">Add </w:t>
@@ -2075,7 +2092,7 @@
                 <w:rFonts w:ascii="Avenir Next" w:hAnsi="Avenir Next" w:cs="Avenir Next" w:eastAsia="Avenir Next"/>
                 <w:b/>
                 <w:color w:val="1A1A1A"/>
-                <w:sz w:val="21"/>
+                <w:sz w:val="22"/>
                 <w:szCs w:val="21"/>
               </w:rPr>
               <w:t xml:space="preserve">1 to the hour</w:t>
@@ -2084,7 +2101,7 @@
               <w:rPr>
                 <w:rFonts w:ascii="Avenir Next" w:hAnsi="Avenir Next" w:cs="Avenir Next" w:eastAsia="Avenir Next"/>
                 <w:color w:val="1A1A1A"/>
-                <w:sz w:val="21"/>
+                <w:sz w:val="22"/>
                 <w:szCs w:val="21"/>
               </w:rPr>
               <w:t xml:space="preserve"> for each 60 you took away.</w:t>
@@ -2095,6 +2112,7 @@
     </w:tbl>
     <w:p>
       <w:pPr>
+        <w:pStyle w:val="Heading2"/>
         <w:keepNext/>
         <w:pBdr>
           <w:bottom w:val="single" w:sz="8" w:space="3" w:color="003A70"/>
@@ -2102,7 +2120,7 @@
         <w:tabs>
           <w:tab w:val="right" w:pos="9504"/>
         </w:tabs>
-        <w:spacing w:before="50" w:after="36" w:line="240" w:lineRule="auto"/>
+        <w:spacing w:before="42" w:after="31" w:line="240" w:lineRule="auto"/>
       </w:pPr>
       <w:r>
         <w:rPr>
@@ -2110,7 +2128,7 @@
           <w:b/>
           <w:color w:val="003A70"/>
           <w:spacing w:val="14"/>
-          <w:sz w:val="19"/>
+          <w:sz w:val="22"/>
           <w:szCs w:val="19"/>
         </w:rPr>
         <w:t xml:space="preserve">WATCH ME</w:t>
@@ -2129,7 +2147,7 @@
           <w:rFonts w:ascii="Avenir Next" w:hAnsi="Avenir Next" w:cs="Avenir Next" w:eastAsia="Avenir Next"/>
           <w:i/>
           <w:color w:val="5A5F66"/>
-          <w:sz w:val="17"/>
+          <w:sz w:val="22"/>
           <w:szCs w:val="17"/>
         </w:rPr>
         <w:t xml:space="preserve">the steps in action</w:t>
@@ -2137,14 +2155,14 @@
     </w:p>
     <w:p>
       <w:pPr>
-        <w:spacing w:before="0" w:after="40" w:line="264" w:lineRule="auto"/>
+        <w:spacing w:before="0" w:after="34" w:line="252" w:lineRule="auto"/>
       </w:pPr>
       <w:r>
         <w:rPr>
           <w:rFonts w:ascii="Avenir Next" w:hAnsi="Avenir Next" w:cs="Avenir Next" w:eastAsia="Avenir Next"/>
           <w:b/>
           <w:color w:val="1A1A1A"/>
-          <w:sz w:val="21"/>
+          <w:sz w:val="22"/>
           <w:szCs w:val="21"/>
         </w:rPr>
         <w:t xml:space="preserve">What time is 45 minutes after 6:30?</w:t>
@@ -2155,7 +2173,7 @@
         <w:tabs>
           <w:tab w:val="left" w:pos="950"/>
         </w:tabs>
-        <w:spacing w:before="0" w:after="24" w:line="256" w:lineRule="auto"/>
+        <w:spacing w:before="0" w:after="20" w:line="248" w:lineRule="auto"/>
         <w:ind w:left="950" w:hanging="950"/>
       </w:pPr>
       <w:r>
@@ -2163,25 +2181,25 @@
           <w:rFonts w:ascii="Avenir Next" w:hAnsi="Avenir Next" w:cs="Avenir Next" w:eastAsia="Avenir Next"/>
           <w:b/>
           <w:color w:val="003A70"/>
+          <w:sz w:val="22"/>
+          <w:szCs w:val="19"/>
+        </w:rPr>
+        <w:t xml:space="preserve">Step 1</w:t>
+      </w:r>
+      <w:r>
+        <w:rPr>
+          <w:rFonts w:ascii="Avenir Next" w:hAnsi="Avenir Next" w:cs="Avenir Next" w:eastAsia="Avenir Next"/>
+          <w:color w:val="1A1A1A"/>
           <w:sz w:val="19"/>
           <w:szCs w:val="19"/>
         </w:rPr>
-        <w:t xml:space="preserve">Step 1</w:t>
-      </w:r>
-      <w:r>
-        <w:rPr>
-          <w:rFonts w:ascii="Avenir Next" w:hAnsi="Avenir Next" w:cs="Avenir Next" w:eastAsia="Avenir Next"/>
-          <w:color w:val="1A1A1A"/>
-          <w:sz w:val="19"/>
-          <w:szCs w:val="19"/>
-        </w:rPr>
         <w:tab/>
       </w:r>
       <w:r>
         <w:rPr>
           <w:rFonts w:ascii="Avenir Next" w:hAnsi="Avenir Next" w:cs="Avenir Next" w:eastAsia="Avenir Next"/>
           <w:color w:val="1A1A1A"/>
-          <w:sz w:val="21"/>
+          <w:sz w:val="22"/>
           <w:szCs w:val="21"/>
         </w:rPr>
         <w:t xml:space="preserve">30 + 45 = 75 minutes.</w:t>
@@ -2192,7 +2210,7 @@
         <w:tabs>
           <w:tab w:val="left" w:pos="950"/>
         </w:tabs>
-        <w:spacing w:before="0" w:after="24" w:line="256" w:lineRule="auto"/>
+        <w:spacing w:before="0" w:after="20" w:line="248" w:lineRule="auto"/>
         <w:ind w:left="950" w:hanging="950"/>
       </w:pPr>
       <w:r>
@@ -2200,25 +2218,25 @@
           <w:rFonts w:ascii="Avenir Next" w:hAnsi="Avenir Next" w:cs="Avenir Next" w:eastAsia="Avenir Next"/>
           <w:b/>
           <w:color w:val="003A70"/>
+          <w:sz w:val="22"/>
+          <w:szCs w:val="19"/>
+        </w:rPr>
+        <w:t xml:space="preserve">Step 2</w:t>
+      </w:r>
+      <w:r>
+        <w:rPr>
+          <w:rFonts w:ascii="Avenir Next" w:hAnsi="Avenir Next" w:cs="Avenir Next" w:eastAsia="Avenir Next"/>
+          <w:color w:val="1A1A1A"/>
           <w:sz w:val="19"/>
           <w:szCs w:val="19"/>
         </w:rPr>
-        <w:t xml:space="preserve">Step 2</w:t>
-      </w:r>
-      <w:r>
-        <w:rPr>
-          <w:rFonts w:ascii="Avenir Next" w:hAnsi="Avenir Next" w:cs="Avenir Next" w:eastAsia="Avenir Next"/>
-          <w:color w:val="1A1A1A"/>
-          <w:sz w:val="19"/>
-          <w:szCs w:val="19"/>
-        </w:rPr>
         <w:tab/>
       </w:r>
       <w:r>
         <w:rPr>
           <w:rFonts w:ascii="Avenir Next" w:hAnsi="Avenir Next" w:cs="Avenir Next" w:eastAsia="Avenir Next"/>
           <w:color w:val="1A1A1A"/>
-          <w:sz w:val="21"/>
+          <w:sz w:val="22"/>
           <w:szCs w:val="21"/>
         </w:rPr>
         <w:t xml:space="preserve">75 is 60 or more. 75 − 60 = 15.</w:t>
@@ -2229,7 +2247,7 @@
         <w:tabs>
           <w:tab w:val="left" w:pos="950"/>
         </w:tabs>
-        <w:spacing w:before="0" w:after="24" w:line="256" w:lineRule="auto"/>
+        <w:spacing w:before="0" w:after="20" w:line="248" w:lineRule="auto"/>
         <w:ind w:left="950" w:hanging="950"/>
       </w:pPr>
       <w:r>
@@ -2237,25 +2255,25 @@
           <w:rFonts w:ascii="Avenir Next" w:hAnsi="Avenir Next" w:cs="Avenir Next" w:eastAsia="Avenir Next"/>
           <w:b/>
           <w:color w:val="003A70"/>
+          <w:sz w:val="22"/>
+          <w:szCs w:val="19"/>
+        </w:rPr>
+        <w:t xml:space="preserve">Step 3</w:t>
+      </w:r>
+      <w:r>
+        <w:rPr>
+          <w:rFonts w:ascii="Avenir Next" w:hAnsi="Avenir Next" w:cs="Avenir Next" w:eastAsia="Avenir Next"/>
+          <w:color w:val="1A1A1A"/>
           <w:sz w:val="19"/>
           <w:szCs w:val="19"/>
         </w:rPr>
-        <w:t xml:space="preserve">Step 3</w:t>
-      </w:r>
-      <w:r>
-        <w:rPr>
-          <w:rFonts w:ascii="Avenir Next" w:hAnsi="Avenir Next" w:cs="Avenir Next" w:eastAsia="Avenir Next"/>
-          <w:color w:val="1A1A1A"/>
-          <w:sz w:val="19"/>
-          <w:szCs w:val="19"/>
-        </w:rPr>
         <w:tab/>
       </w:r>
       <w:r>
         <w:rPr>
           <w:rFonts w:ascii="Avenir Next" w:hAnsi="Avenir Next" w:cs="Avenir Next" w:eastAsia="Avenir Next"/>
           <w:color w:val="1A1A1A"/>
-          <w:sz w:val="21"/>
+          <w:sz w:val="22"/>
           <w:szCs w:val="21"/>
         </w:rPr>
         <w:t xml:space="preserve">Add 1 to the hour: 6 becomes 7. The time is 7:15.</w:t>
@@ -2266,7 +2284,7 @@
         <w:tabs>
           <w:tab w:val="left" w:pos="950"/>
         </w:tabs>
-        <w:spacing w:before="20" w:after="0" w:line="256" w:lineRule="auto"/>
+        <w:spacing w:before="17" w:after="0" w:line="248" w:lineRule="auto"/>
         <w:ind w:left="950" w:hanging="950"/>
       </w:pPr>
       <w:r>
@@ -2274,18 +2292,18 @@
           <w:rFonts w:ascii="Avenir Next" w:hAnsi="Avenir Next" w:cs="Avenir Next" w:eastAsia="Avenir Next"/>
           <w:b/>
           <w:color w:val="1A1A1A"/>
+          <w:sz w:val="22"/>
+          <w:szCs w:val="21"/>
+        </w:rPr>
+        <w:t xml:space="preserve">Answer</w:t>
+      </w:r>
+      <w:r>
+        <w:rPr>
+          <w:rFonts w:ascii="Avenir Next" w:hAnsi="Avenir Next" w:cs="Avenir Next" w:eastAsia="Avenir Next"/>
+          <w:color w:val="1A1A1A"/>
           <w:sz w:val="21"/>
           <w:szCs w:val="21"/>
         </w:rPr>
-        <w:t xml:space="preserve">Answer</w:t>
-      </w:r>
-      <w:r>
-        <w:rPr>
-          <w:rFonts w:ascii="Avenir Next" w:hAnsi="Avenir Next" w:cs="Avenir Next" w:eastAsia="Avenir Next"/>
-          <w:color w:val="1A1A1A"/>
-          <w:sz w:val="21"/>
-          <w:szCs w:val="21"/>
-        </w:rPr>
         <w:tab/>
       </w:r>
       <w:r>
@@ -2293,7 +2311,7 @@
           <w:rFonts w:ascii="Avenir Next" w:hAnsi="Avenir Next" w:cs="Avenir Next" w:eastAsia="Avenir Next"/>
           <w:b/>
           <w:color w:val="1A1A1A"/>
-          <w:sz w:val="21"/>
+          <w:sz w:val="22"/>
           <w:szCs w:val="21"/>
         </w:rPr>
         <w:t xml:space="preserve">7:15</w:t>
@@ -2301,6 +2319,7 @@
     </w:p>
     <w:p>
       <w:pPr>
+        <w:pStyle w:val="Heading2"/>
         <w:keepNext/>
         <w:pBdr>
           <w:bottom w:val="single" w:sz="8" w:space="3" w:color="003A70"/>
@@ -2308,7 +2327,7 @@
         <w:tabs>
           <w:tab w:val="right" w:pos="9504"/>
         </w:tabs>
-        <w:spacing w:before="50" w:after="36" w:line="240" w:lineRule="auto"/>
+        <w:spacing w:before="42" w:after="31" w:line="240" w:lineRule="auto"/>
       </w:pPr>
       <w:r>
         <w:rPr>
@@ -2316,7 +2335,7 @@
           <w:b/>
           <w:color w:val="003A70"/>
           <w:spacing w:val="14"/>
-          <w:sz w:val="19"/>
+          <w:sz w:val="22"/>
           <w:szCs w:val="19"/>
         </w:rPr>
         <w:t xml:space="preserve">TRY IT WITH HELP</w:t>
@@ -2335,7 +2354,7 @@
           <w:rFonts w:ascii="Avenir Next" w:hAnsi="Avenir Next" w:cs="Avenir Next" w:eastAsia="Avenir Next"/>
           <w:i/>
           <w:color w:val="5A5F66"/>
-          <w:sz w:val="17"/>
+          <w:sz w:val="22"/>
           <w:szCs w:val="17"/>
         </w:rPr>
         <w:t xml:space="preserve">fill in each step</w:t>
@@ -2347,7 +2366,7 @@
         <w:tabs>
           <w:tab w:val="left" w:pos="432"/>
         </w:tabs>
-        <w:spacing w:before="90" w:after="40" w:line="268" w:lineRule="auto"/>
+        <w:spacing w:before="76" w:after="34" w:line="254" w:lineRule="auto"/>
         <w:ind w:left="432" w:hanging="432"/>
       </w:pPr>
       <w:r>
@@ -2385,7 +2404,7 @@
         <w:tabs>
           <w:tab w:val="left" w:pos="1300"/>
         </w:tabs>
-        <w:spacing w:before="0" w:after="24" w:line="272" w:lineRule="auto"/>
+        <w:spacing w:before="0" w:after="20" w:line="256" w:lineRule="auto"/>
         <w:ind w:left="1300" w:hanging="868"/>
       </w:pPr>
       <w:r>
@@ -2393,35 +2412,35 @@
           <w:rFonts w:ascii="Avenir Next" w:hAnsi="Avenir Next" w:cs="Avenir Next" w:eastAsia="Avenir Next"/>
           <w:b/>
           <w:color w:val="003A70"/>
+          <w:sz w:val="22"/>
+          <w:szCs w:val="18"/>
+        </w:rPr>
+        <w:t xml:space="preserve">Step 1</w:t>
+      </w:r>
+      <w:r>
+        <w:rPr>
+          <w:rFonts w:ascii="Avenir Next" w:hAnsi="Avenir Next" w:cs="Avenir Next" w:eastAsia="Avenir Next"/>
+          <w:color w:val="1A1A1A"/>
           <w:sz w:val="18"/>
           <w:szCs w:val="18"/>
         </w:rPr>
-        <w:t xml:space="preserve">Step 1</w:t>
-      </w:r>
-      <w:r>
-        <w:rPr>
-          <w:rFonts w:ascii="Avenir Next" w:hAnsi="Avenir Next" w:cs="Avenir Next" w:eastAsia="Avenir Next"/>
-          <w:color w:val="1A1A1A"/>
-          <w:sz w:val="18"/>
-          <w:szCs w:val="18"/>
-        </w:rPr>
         <w:tab/>
       </w:r>
       <w:r>
         <w:rPr>
           <w:rFonts w:ascii="Avenir Next" w:hAnsi="Avenir Next" w:cs="Avenir Next" w:eastAsia="Avenir Next"/>
           <w:color w:val="1A1A1A"/>
+          <w:sz w:val="22"/>
+          <w:szCs w:val="21"/>
+        </w:rPr>
+        <w:t xml:space="preserve">0 + 36 = </w:t>
+      </w:r>
+      <w:r>
+        <w:rPr>
+          <w:rFonts w:ascii="Avenir Next" w:hAnsi="Avenir Next" w:cs="Avenir Next" w:eastAsia="Avenir Next"/>
+          <w:color w:val="1A1A1A"/>
           <w:sz w:val="21"/>
           <w:szCs w:val="21"/>
-        </w:rPr>
-        <w:t xml:space="preserve">0 + 36 = </w:t>
-      </w:r>
-      <w:r>
-        <w:rPr>
-          <w:rFonts w:ascii="Avenir Next" w:hAnsi="Avenir Next" w:cs="Avenir Next" w:eastAsia="Avenir Next"/>
-          <w:color w:val="1A1A1A"/>
-          <w:sz w:val="21"/>
-          <w:szCs w:val="21"/>
           <w:u w:val="single"/>
         </w:rPr>
         <w:t xml:space="preserve">                </w:t>
@@ -2430,7 +2449,7 @@
         <w:rPr>
           <w:rFonts w:ascii="Avenir Next" w:hAnsi="Avenir Next" w:cs="Avenir Next" w:eastAsia="Avenir Next"/>
           <w:color w:val="1A1A1A"/>
-          <w:sz w:val="21"/>
+          <w:sz w:val="22"/>
           <w:szCs w:val="21"/>
         </w:rPr>
         <w:t xml:space="preserve"> minutes.</w:t>
@@ -2442,7 +2461,7 @@
         <w:tabs>
           <w:tab w:val="left" w:pos="1300"/>
         </w:tabs>
-        <w:spacing w:before="0" w:after="24" w:line="272" w:lineRule="auto"/>
+        <w:spacing w:before="0" w:after="20" w:line="256" w:lineRule="auto"/>
         <w:ind w:left="1300" w:hanging="868"/>
       </w:pPr>
       <w:r>
@@ -2450,25 +2469,25 @@
           <w:rFonts w:ascii="Avenir Next" w:hAnsi="Avenir Next" w:cs="Avenir Next" w:eastAsia="Avenir Next"/>
           <w:b/>
           <w:color w:val="003A70"/>
+          <w:sz w:val="22"/>
+          <w:szCs w:val="18"/>
+        </w:rPr>
+        <w:t xml:space="preserve">Step 2</w:t>
+      </w:r>
+      <w:r>
+        <w:rPr>
+          <w:rFonts w:ascii="Avenir Next" w:hAnsi="Avenir Next" w:cs="Avenir Next" w:eastAsia="Avenir Next"/>
+          <w:color w:val="1A1A1A"/>
           <w:sz w:val="18"/>
           <w:szCs w:val="18"/>
         </w:rPr>
-        <w:t xml:space="preserve">Step 2</w:t>
-      </w:r>
-      <w:r>
-        <w:rPr>
-          <w:rFonts w:ascii="Avenir Next" w:hAnsi="Avenir Next" w:cs="Avenir Next" w:eastAsia="Avenir Next"/>
-          <w:color w:val="1A1A1A"/>
-          <w:sz w:val="18"/>
-          <w:szCs w:val="18"/>
-        </w:rPr>
         <w:tab/>
       </w:r>
       <w:r>
         <w:rPr>
           <w:rFonts w:ascii="Avenir Next" w:hAnsi="Avenir Next" w:cs="Avenir Next" w:eastAsia="Avenir Next"/>
           <w:color w:val="1A1A1A"/>
-          <w:sz w:val="21"/>
+          <w:sz w:val="22"/>
           <w:szCs w:val="21"/>
         </w:rPr>
         <w:t xml:space="preserve">Is it 60 or more? </w:t>
@@ -2490,7 +2509,7 @@
         <w:tabs>
           <w:tab w:val="left" w:pos="1300"/>
         </w:tabs>
-        <w:spacing w:before="0" w:after="24" w:line="272" w:lineRule="auto"/>
+        <w:spacing w:before="0" w:after="20" w:line="256" w:lineRule="auto"/>
         <w:ind w:left="1300" w:hanging="868"/>
       </w:pPr>
       <w:r>
@@ -2498,35 +2517,35 @@
           <w:rFonts w:ascii="Avenir Next" w:hAnsi="Avenir Next" w:cs="Avenir Next" w:eastAsia="Avenir Next"/>
           <w:b/>
           <w:color w:val="003A70"/>
+          <w:sz w:val="22"/>
+          <w:szCs w:val="18"/>
+        </w:rPr>
+        <w:t xml:space="preserve">Step 3</w:t>
+      </w:r>
+      <w:r>
+        <w:rPr>
+          <w:rFonts w:ascii="Avenir Next" w:hAnsi="Avenir Next" w:cs="Avenir Next" w:eastAsia="Avenir Next"/>
+          <w:color w:val="1A1A1A"/>
           <w:sz w:val="18"/>
           <w:szCs w:val="18"/>
         </w:rPr>
-        <w:t xml:space="preserve">Step 3</w:t>
-      </w:r>
-      <w:r>
-        <w:rPr>
-          <w:rFonts w:ascii="Avenir Next" w:hAnsi="Avenir Next" w:cs="Avenir Next" w:eastAsia="Avenir Next"/>
-          <w:color w:val="1A1A1A"/>
-          <w:sz w:val="18"/>
-          <w:szCs w:val="18"/>
-        </w:rPr>
         <w:tab/>
       </w:r>
       <w:r>
         <w:rPr>
           <w:rFonts w:ascii="Avenir Next" w:hAnsi="Avenir Next" w:cs="Avenir Next" w:eastAsia="Avenir Next"/>
           <w:color w:val="1A1A1A"/>
+          <w:sz w:val="22"/>
+          <w:szCs w:val="21"/>
+        </w:rPr>
+        <w:t xml:space="preserve">The time is </w:t>
+      </w:r>
+      <w:r>
+        <w:rPr>
+          <w:rFonts w:ascii="Avenir Next" w:hAnsi="Avenir Next" w:cs="Avenir Next" w:eastAsia="Avenir Next"/>
+          <w:color w:val="1A1A1A"/>
           <w:sz w:val="21"/>
           <w:szCs w:val="21"/>
-        </w:rPr>
-        <w:t xml:space="preserve">The time is </w:t>
-      </w:r>
-      <w:r>
-        <w:rPr>
-          <w:rFonts w:ascii="Avenir Next" w:hAnsi="Avenir Next" w:cs="Avenir Next" w:eastAsia="Avenir Next"/>
-          <w:color w:val="1A1A1A"/>
-          <w:sz w:val="21"/>
-          <w:szCs w:val="21"/>
           <w:u w:val="single"/>
         </w:rPr>
         <w:t xml:space="preserve">                </w:t>
@@ -2535,7 +2554,7 @@
         <w:rPr>
           <w:rFonts w:ascii="Avenir Next" w:hAnsi="Avenir Next" w:cs="Avenir Next" w:eastAsia="Avenir Next"/>
           <w:color w:val="1A1A1A"/>
-          <w:sz w:val="21"/>
+          <w:sz w:val="22"/>
           <w:szCs w:val="21"/>
         </w:rPr>
         <w:t xml:space="preserve">.</w:t>
@@ -2552,7 +2571,7 @@
         <w:tabs>
           <w:tab w:val="left" w:pos="432"/>
         </w:tabs>
-        <w:spacing w:before="90" w:after="40" w:line="268" w:lineRule="auto"/>
+        <w:spacing w:before="76" w:after="34" w:line="254" w:lineRule="auto"/>
         <w:ind w:left="432" w:hanging="432"/>
       </w:pPr>
       <w:r>
@@ -2590,7 +2609,7 @@
         <w:tabs>
           <w:tab w:val="left" w:pos="1300"/>
         </w:tabs>
-        <w:spacing w:before="0" w:after="24" w:line="272" w:lineRule="auto"/>
+        <w:spacing w:before="0" w:after="20" w:line="256" w:lineRule="auto"/>
         <w:ind w:left="1300" w:hanging="868"/>
       </w:pPr>
       <w:r>
@@ -2598,35 +2617,35 @@
           <w:rFonts w:ascii="Avenir Next" w:hAnsi="Avenir Next" w:cs="Avenir Next" w:eastAsia="Avenir Next"/>
           <w:b/>
           <w:color w:val="003A70"/>
+          <w:sz w:val="22"/>
+          <w:szCs w:val="18"/>
+        </w:rPr>
+        <w:t xml:space="preserve">Step 1</w:t>
+      </w:r>
+      <w:r>
+        <w:rPr>
+          <w:rFonts w:ascii="Avenir Next" w:hAnsi="Avenir Next" w:cs="Avenir Next" w:eastAsia="Avenir Next"/>
+          <w:color w:val="1A1A1A"/>
           <w:sz w:val="18"/>
           <w:szCs w:val="18"/>
         </w:rPr>
-        <w:t xml:space="preserve">Step 1</w:t>
-      </w:r>
-      <w:r>
-        <w:rPr>
-          <w:rFonts w:ascii="Avenir Next" w:hAnsi="Avenir Next" w:cs="Avenir Next" w:eastAsia="Avenir Next"/>
-          <w:color w:val="1A1A1A"/>
-          <w:sz w:val="18"/>
-          <w:szCs w:val="18"/>
-        </w:rPr>
         <w:tab/>
       </w:r>
       <w:r>
         <w:rPr>
           <w:rFonts w:ascii="Avenir Next" w:hAnsi="Avenir Next" w:cs="Avenir Next" w:eastAsia="Avenir Next"/>
           <w:color w:val="1A1A1A"/>
+          <w:sz w:val="22"/>
+          <w:szCs w:val="21"/>
+        </w:rPr>
+        <w:t xml:space="preserve">30 + 40 = </w:t>
+      </w:r>
+      <w:r>
+        <w:rPr>
+          <w:rFonts w:ascii="Avenir Next" w:hAnsi="Avenir Next" w:cs="Avenir Next" w:eastAsia="Avenir Next"/>
+          <w:color w:val="1A1A1A"/>
           <w:sz w:val="21"/>
           <w:szCs w:val="21"/>
-        </w:rPr>
-        <w:t xml:space="preserve">30 + 40 = </w:t>
-      </w:r>
-      <w:r>
-        <w:rPr>
-          <w:rFonts w:ascii="Avenir Next" w:hAnsi="Avenir Next" w:cs="Avenir Next" w:eastAsia="Avenir Next"/>
-          <w:color w:val="1A1A1A"/>
-          <w:sz w:val="21"/>
-          <w:szCs w:val="21"/>
           <w:u w:val="single"/>
         </w:rPr>
         <w:t xml:space="preserve">                </w:t>
@@ -2635,7 +2654,7 @@
         <w:rPr>
           <w:rFonts w:ascii="Avenir Next" w:hAnsi="Avenir Next" w:cs="Avenir Next" w:eastAsia="Avenir Next"/>
           <w:color w:val="1A1A1A"/>
-          <w:sz w:val="21"/>
+          <w:sz w:val="22"/>
           <w:szCs w:val="21"/>
         </w:rPr>
         <w:t xml:space="preserve"> minutes.</w:t>
@@ -2647,7 +2666,7 @@
         <w:tabs>
           <w:tab w:val="left" w:pos="1300"/>
         </w:tabs>
-        <w:spacing w:before="0" w:after="24" w:line="272" w:lineRule="auto"/>
+        <w:spacing w:before="0" w:after="20" w:line="256" w:lineRule="auto"/>
         <w:ind w:left="1300" w:hanging="868"/>
       </w:pPr>
       <w:r>
@@ -2655,28 +2674,47 @@
           <w:rFonts w:ascii="Avenir Next" w:hAnsi="Avenir Next" w:cs="Avenir Next" w:eastAsia="Avenir Next"/>
           <w:b/>
           <w:color w:val="003A70"/>
+          <w:sz w:val="22"/>
+          <w:szCs w:val="18"/>
+        </w:rPr>
+        <w:t xml:space="preserve">Step 2</w:t>
+      </w:r>
+      <w:r>
+        <w:rPr>
+          <w:rFonts w:ascii="Avenir Next" w:hAnsi="Avenir Next" w:cs="Avenir Next" w:eastAsia="Avenir Next"/>
+          <w:color w:val="1A1A1A"/>
           <w:sz w:val="18"/>
           <w:szCs w:val="18"/>
         </w:rPr>
-        <w:t xml:space="preserve">Step 2</w:t>
-      </w:r>
-      <w:r>
-        <w:rPr>
-          <w:rFonts w:ascii="Avenir Next" w:hAnsi="Avenir Next" w:cs="Avenir Next" w:eastAsia="Avenir Next"/>
-          <w:color w:val="1A1A1A"/>
-          <w:sz w:val="18"/>
-          <w:szCs w:val="18"/>
-        </w:rPr>
         <w:tab/>
       </w:r>
       <w:r>
         <w:rPr>
           <w:rFonts w:ascii="Avenir Next" w:hAnsi="Avenir Next" w:cs="Avenir Next" w:eastAsia="Avenir Next"/>
           <w:color w:val="1A1A1A"/>
+          <w:sz w:val="22"/>
+          <w:szCs w:val="21"/>
+        </w:rPr>
+        <w:t xml:space="preserve">Is it 60 or more? </w:t>
+      </w:r>
+      <w:r>
+        <w:rPr>
+          <w:rFonts w:ascii="Avenir Next" w:hAnsi="Avenir Next" w:cs="Avenir Next" w:eastAsia="Avenir Next"/>
+          <w:color w:val="1A1A1A"/>
           <w:sz w:val="21"/>
           <w:szCs w:val="21"/>
-        </w:rPr>
-        <w:t xml:space="preserve">Is it 60 or more? </w:t>
+          <w:u w:val="single"/>
+        </w:rPr>
+        <w:t xml:space="preserve">                </w:t>
+      </w:r>
+      <w:r>
+        <w:rPr>
+          <w:rFonts w:ascii="Avenir Next" w:hAnsi="Avenir Next" w:cs="Avenir Next" w:eastAsia="Avenir Next"/>
+          <w:color w:val="1A1A1A"/>
+          <w:sz w:val="22"/>
+          <w:szCs w:val="21"/>
+        </w:rPr>
+        <w:t xml:space="preserve">. </w:t>
       </w:r>
       <w:r>
         <w:rPr>
@@ -2692,17 +2730,17 @@
         <w:rPr>
           <w:rFonts w:ascii="Avenir Next" w:hAnsi="Avenir Next" w:cs="Avenir Next" w:eastAsia="Avenir Next"/>
           <w:color w:val="1A1A1A"/>
+          <w:sz w:val="22"/>
+          <w:szCs w:val="21"/>
+        </w:rPr>
+        <w:t xml:space="preserve"> − 60 = </w:t>
+      </w:r>
+      <w:r>
+        <w:rPr>
+          <w:rFonts w:ascii="Avenir Next" w:hAnsi="Avenir Next" w:cs="Avenir Next" w:eastAsia="Avenir Next"/>
+          <w:color w:val="1A1A1A"/>
           <w:sz w:val="21"/>
           <w:szCs w:val="21"/>
-        </w:rPr>
-        <w:t xml:space="preserve">. </w:t>
-      </w:r>
-      <w:r>
-        <w:rPr>
-          <w:rFonts w:ascii="Avenir Next" w:hAnsi="Avenir Next" w:cs="Avenir Next" w:eastAsia="Avenir Next"/>
-          <w:color w:val="1A1A1A"/>
-          <w:sz w:val="21"/>
-          <w:szCs w:val="21"/>
           <w:u w:val="single"/>
         </w:rPr>
         <w:t xml:space="preserve">                </w:t>
@@ -2711,26 +2749,7 @@
         <w:rPr>
           <w:rFonts w:ascii="Avenir Next" w:hAnsi="Avenir Next" w:cs="Avenir Next" w:eastAsia="Avenir Next"/>
           <w:color w:val="1A1A1A"/>
-          <w:sz w:val="21"/>
-          <w:szCs w:val="21"/>
-        </w:rPr>
-        <w:t xml:space="preserve"> − 60 = </w:t>
-      </w:r>
-      <w:r>
-        <w:rPr>
-          <w:rFonts w:ascii="Avenir Next" w:hAnsi="Avenir Next" w:cs="Avenir Next" w:eastAsia="Avenir Next"/>
-          <w:color w:val="1A1A1A"/>
-          <w:sz w:val="21"/>
-          <w:szCs w:val="21"/>
-          <w:u w:val="single"/>
-        </w:rPr>
-        <w:t xml:space="preserve">                </w:t>
-      </w:r>
-      <w:r>
-        <w:rPr>
-          <w:rFonts w:ascii="Avenir Next" w:hAnsi="Avenir Next" w:cs="Avenir Next" w:eastAsia="Avenir Next"/>
-          <w:color w:val="1A1A1A"/>
-          <w:sz w:val="21"/>
+          <w:sz w:val="22"/>
           <w:szCs w:val="21"/>
         </w:rPr>
         <w:t xml:space="preserve">.</w:t>
@@ -2742,7 +2761,7 @@
         <w:tabs>
           <w:tab w:val="left" w:pos="1300"/>
         </w:tabs>
-        <w:spacing w:before="0" w:after="24" w:line="272" w:lineRule="auto"/>
+        <w:spacing w:before="0" w:after="20" w:line="256" w:lineRule="auto"/>
         <w:ind w:left="1300" w:hanging="868"/>
       </w:pPr>
       <w:r>
@@ -2750,35 +2769,35 @@
           <w:rFonts w:ascii="Avenir Next" w:hAnsi="Avenir Next" w:cs="Avenir Next" w:eastAsia="Avenir Next"/>
           <w:b/>
           <w:color w:val="003A70"/>
+          <w:sz w:val="22"/>
+          <w:szCs w:val="18"/>
+        </w:rPr>
+        <w:t xml:space="preserve">Step 3</w:t>
+      </w:r>
+      <w:r>
+        <w:rPr>
+          <w:rFonts w:ascii="Avenir Next" w:hAnsi="Avenir Next" w:cs="Avenir Next" w:eastAsia="Avenir Next"/>
+          <w:color w:val="1A1A1A"/>
           <w:sz w:val="18"/>
           <w:szCs w:val="18"/>
         </w:rPr>
-        <w:t xml:space="preserve">Step 3</w:t>
-      </w:r>
-      <w:r>
-        <w:rPr>
-          <w:rFonts w:ascii="Avenir Next" w:hAnsi="Avenir Next" w:cs="Avenir Next" w:eastAsia="Avenir Next"/>
-          <w:color w:val="1A1A1A"/>
-          <w:sz w:val="18"/>
-          <w:szCs w:val="18"/>
-        </w:rPr>
         <w:tab/>
       </w:r>
       <w:r>
         <w:rPr>
           <w:rFonts w:ascii="Avenir Next" w:hAnsi="Avenir Next" w:cs="Avenir Next" w:eastAsia="Avenir Next"/>
           <w:color w:val="1A1A1A"/>
+          <w:sz w:val="22"/>
+          <w:szCs w:val="21"/>
+        </w:rPr>
+        <w:t xml:space="preserve">Add 1 to the hour. The time is </w:t>
+      </w:r>
+      <w:r>
+        <w:rPr>
+          <w:rFonts w:ascii="Avenir Next" w:hAnsi="Avenir Next" w:cs="Avenir Next" w:eastAsia="Avenir Next"/>
+          <w:color w:val="1A1A1A"/>
           <w:sz w:val="21"/>
           <w:szCs w:val="21"/>
-        </w:rPr>
-        <w:t xml:space="preserve">Add 1 to the hour. The time is </w:t>
-      </w:r>
-      <w:r>
-        <w:rPr>
-          <w:rFonts w:ascii="Avenir Next" w:hAnsi="Avenir Next" w:cs="Avenir Next" w:eastAsia="Avenir Next"/>
-          <w:color w:val="1A1A1A"/>
-          <w:sz w:val="21"/>
-          <w:szCs w:val="21"/>
           <w:u w:val="single"/>
         </w:rPr>
         <w:t xml:space="preserve">                </w:t>
@@ -2787,7 +2806,7 @@
         <w:rPr>
           <w:rFonts w:ascii="Avenir Next" w:hAnsi="Avenir Next" w:cs="Avenir Next" w:eastAsia="Avenir Next"/>
           <w:color w:val="1A1A1A"/>
-          <w:sz w:val="21"/>
+          <w:sz w:val="22"/>
           <w:szCs w:val="21"/>
         </w:rPr>
         <w:t xml:space="preserve">.</w:t>
@@ -2800,6 +2819,7 @@
     </w:p>
     <w:p>
       <w:pPr>
+        <w:pStyle w:val="Heading2"/>
         <w:keepNext/>
         <w:pBdr>
           <w:bottom w:val="single" w:sz="8" w:space="3" w:color="003A70"/>
@@ -2807,7 +2827,7 @@
         <w:tabs>
           <w:tab w:val="right" w:pos="9504"/>
         </w:tabs>
-        <w:spacing w:before="50" w:after="36" w:line="240" w:lineRule="auto"/>
+        <w:spacing w:before="42" w:after="31" w:line="240" w:lineRule="auto"/>
       </w:pPr>
       <w:r>
         <w:rPr>
@@ -2815,7 +2835,7 @@
           <w:b/>
           <w:color w:val="003A70"/>
           <w:spacing w:val="14"/>
-          <w:sz w:val="19"/>
+          <w:sz w:val="22"/>
           <w:szCs w:val="19"/>
         </w:rPr>
         <w:t xml:space="preserve">YOUR TURN</w:t>
@@ -2834,7 +2854,7 @@
           <w:rFonts w:ascii="Avenir Next" w:hAnsi="Avenir Next" w:cs="Avenir Next" w:eastAsia="Avenir Next"/>
           <w:i/>
           <w:color w:val="5A5F66"/>
-          <w:sz w:val="17"/>
+          <w:sz w:val="22"/>
           <w:szCs w:val="17"/>
         </w:rPr>
         <w:t xml:space="preserve">use the steps on your own</w:t>
@@ -2884,7 +2904,7 @@
               <w:tabs>
                 <w:tab w:val="left" w:pos="432"/>
               </w:tabs>
-              <w:spacing w:before="90" w:after="40" w:line="268" w:lineRule="auto"/>
+              <w:spacing w:before="76" w:after="34" w:line="254" w:lineRule="auto"/>
               <w:ind w:left="432" w:hanging="432"/>
             </w:pPr>
             <w:r>
@@ -2957,7 +2977,7 @@
                     <w:tabs>
                       <w:tab w:val="left" w:pos="340"/>
                     </w:tabs>
-                    <w:spacing w:before="0" w:after="0" w:line="276" w:lineRule="auto"/>
+                    <w:spacing w:before="0" w:after="0" w:line="258" w:lineRule="auto"/>
                     <w:ind w:left="340" w:hanging="340"/>
                   </w:pPr>
                   <w:r>
@@ -3019,7 +3039,7 @@
                     <w:tabs>
                       <w:tab w:val="left" w:pos="340"/>
                     </w:tabs>
-                    <w:spacing w:before="0" w:after="0" w:line="276" w:lineRule="auto"/>
+                    <w:spacing w:before="0" w:after="0" w:line="258" w:lineRule="auto"/>
                     <w:ind w:left="340" w:hanging="340"/>
                   </w:pPr>
                   <w:r>
@@ -3087,7 +3107,7 @@
                     <w:tabs>
                       <w:tab w:val="left" w:pos="340"/>
                     </w:tabs>
-                    <w:spacing w:before="0" w:after="0" w:line="276" w:lineRule="auto"/>
+                    <w:spacing w:before="0" w:after="0" w:line="258" w:lineRule="auto"/>
                     <w:ind w:left="340" w:hanging="340"/>
                   </w:pPr>
                   <w:r>
@@ -3149,7 +3169,7 @@
                     <w:tabs>
                       <w:tab w:val="left" w:pos="340"/>
                     </w:tabs>
-                    <w:spacing w:before="0" w:after="0" w:line="276" w:lineRule="auto"/>
+                    <w:spacing w:before="0" w:after="0" w:line="258" w:lineRule="auto"/>
                     <w:ind w:left="340" w:hanging="340"/>
                   </w:pPr>
                   <w:r>
@@ -3217,7 +3237,7 @@
                     <w:tabs>
                       <w:tab w:val="left" w:pos="340"/>
                     </w:tabs>
-                    <w:spacing w:before="0" w:after="0" w:line="276" w:lineRule="auto"/>
+                    <w:spacing w:before="0" w:after="0" w:line="258" w:lineRule="auto"/>
                     <w:ind w:left="340" w:hanging="340"/>
                   </w:pPr>
                   <w:r>
@@ -3279,7 +3299,7 @@
                     <w:tabs>
                       <w:tab w:val="left" w:pos="340"/>
                     </w:tabs>
-                    <w:spacing w:before="0" w:after="0" w:line="276" w:lineRule="auto"/>
+                    <w:spacing w:before="0" w:after="0" w:line="258" w:lineRule="auto"/>
                     <w:ind w:left="340" w:hanging="340"/>
                   </w:pPr>
                   <w:r>
@@ -3348,6 +3368,7 @@
     </w:p>
     <w:p>
       <w:pPr>
+        <w:pStyle w:val="Heading2"/>
         <w:keepNext/>
         <w:pBdr>
           <w:bottom w:val="single" w:sz="8" w:space="3" w:color="003A70"/>
@@ -3355,7 +3376,7 @@
         <w:tabs>
           <w:tab w:val="right" w:pos="9504"/>
         </w:tabs>
-        <w:spacing w:before="50" w:after="36" w:line="240" w:lineRule="auto"/>
+        <w:spacing w:before="42" w:after="31" w:line="240" w:lineRule="auto"/>
       </w:pPr>
       <w:r>
         <w:rPr>
@@ -3363,7 +3384,7 @@
           <w:b/>
           <w:color w:val="003A70"/>
           <w:spacing w:val="14"/>
-          <w:sz w:val="19"/>
+          <w:sz w:val="22"/>
           <w:szCs w:val="19"/>
         </w:rPr>
         <w:t xml:space="preserve">READY CHECK</w:t>
@@ -3382,7 +3403,7 @@
           <w:rFonts w:ascii="Avenir Next" w:hAnsi="Avenir Next" w:cs="Avenir Next" w:eastAsia="Avenir Next"/>
           <w:i/>
           <w:color w:val="5A5F66"/>
-          <w:sz w:val="17"/>
+          <w:sz w:val="22"/>
           <w:szCs w:val="17"/>
         </w:rPr>
         <w:t xml:space="preserve">a problem like the one in today’s lesson</w:t>
@@ -3432,7 +3453,7 @@
               <w:tabs>
                 <w:tab w:val="left" w:pos="432"/>
               </w:tabs>
-              <w:spacing w:before="90" w:after="40" w:line="268" w:lineRule="auto"/>
+              <w:spacing w:before="76" w:after="34" w:line="254" w:lineRule="auto"/>
               <w:ind w:left="432" w:hanging="432"/>
             </w:pPr>
             <w:r>
@@ -3506,7 +3527,7 @@
                     <w:tabs>
                       <w:tab w:val="left" w:pos="340"/>
                     </w:tabs>
-                    <w:spacing w:before="0" w:after="0" w:line="264" w:lineRule="auto"/>
+                    <w:spacing w:before="0" w:after="0" w:line="252" w:lineRule="auto"/>
                     <w:ind w:left="340" w:hanging="340"/>
                   </w:pPr>
                   <w:r>
@@ -3514,25 +3535,25 @@
                       <w:rFonts w:ascii="Avenir Next" w:hAnsi="Avenir Next" w:cs="Avenir Next" w:eastAsia="Avenir Next"/>
                       <w:b/>
                       <w:color w:val="003A70"/>
+                      <w:sz w:val="22"/>
+                      <w:szCs w:val="21"/>
+                    </w:rPr>
+                    <w:t xml:space="preserve">A</w:t>
+                  </w:r>
+                  <w:r>
+                    <w:rPr>
+                      <w:rFonts w:ascii="Avenir Next" w:hAnsi="Avenir Next" w:cs="Avenir Next" w:eastAsia="Avenir Next"/>
+                      <w:color w:val="1A1A1A"/>
                       <w:sz w:val="21"/>
                       <w:szCs w:val="21"/>
                     </w:rPr>
-                    <w:t xml:space="preserve">A</w:t>
-                  </w:r>
-                  <w:r>
-                    <w:rPr>
-                      <w:rFonts w:ascii="Avenir Next" w:hAnsi="Avenir Next" w:cs="Avenir Next" w:eastAsia="Avenir Next"/>
-                      <w:color w:val="1A1A1A"/>
-                      <w:sz w:val="21"/>
-                      <w:szCs w:val="21"/>
-                    </w:rPr>
                     <w:tab/>
                   </w:r>
                   <w:r>
                     <w:rPr>
                       <w:rFonts w:ascii="Avenir Next" w:hAnsi="Avenir Next" w:cs="Avenir Next" w:eastAsia="Avenir Next"/>
                       <w:color w:val="1A1A1A"/>
-                      <w:sz w:val="21"/>
+                      <w:sz w:val="22"/>
                       <w:szCs w:val="21"/>
                     </w:rPr>
                     <w:t xml:space="preserve">7:36</w:t>
@@ -3549,7 +3570,7 @@
                     <w:tabs>
                       <w:tab w:val="left" w:pos="340"/>
                     </w:tabs>
-                    <w:spacing w:before="0" w:after="0" w:line="264" w:lineRule="auto"/>
+                    <w:spacing w:before="0" w:after="0" w:line="252" w:lineRule="auto"/>
                     <w:ind w:left="340" w:hanging="340"/>
                   </w:pPr>
                   <w:r>
@@ -3557,25 +3578,25 @@
                       <w:rFonts w:ascii="Avenir Next" w:hAnsi="Avenir Next" w:cs="Avenir Next" w:eastAsia="Avenir Next"/>
                       <w:b/>
                       <w:color w:val="003A70"/>
+                      <w:sz w:val="22"/>
+                      <w:szCs w:val="21"/>
+                    </w:rPr>
+                    <w:t xml:space="preserve">B</w:t>
+                  </w:r>
+                  <w:r>
+                    <w:rPr>
+                      <w:rFonts w:ascii="Avenir Next" w:hAnsi="Avenir Next" w:cs="Avenir Next" w:eastAsia="Avenir Next"/>
+                      <w:color w:val="1A1A1A"/>
                       <w:sz w:val="21"/>
                       <w:szCs w:val="21"/>
                     </w:rPr>
-                    <w:t xml:space="preserve">B</w:t>
-                  </w:r>
-                  <w:r>
-                    <w:rPr>
-                      <w:rFonts w:ascii="Avenir Next" w:hAnsi="Avenir Next" w:cs="Avenir Next" w:eastAsia="Avenir Next"/>
-                      <w:color w:val="1A1A1A"/>
-                      <w:sz w:val="21"/>
-                      <w:szCs w:val="21"/>
-                    </w:rPr>
                     <w:tab/>
                   </w:r>
                   <w:r>
                     <w:rPr>
                       <w:rFonts w:ascii="Avenir Next" w:hAnsi="Avenir Next" w:cs="Avenir Next" w:eastAsia="Avenir Next"/>
                       <w:color w:val="1A1A1A"/>
-                      <w:sz w:val="21"/>
+                      <w:sz w:val="22"/>
                       <w:szCs w:val="21"/>
                     </w:rPr>
                     <w:t xml:space="preserve">8:36</w:t>
@@ -3592,7 +3613,7 @@
                     <w:tabs>
                       <w:tab w:val="left" w:pos="340"/>
                     </w:tabs>
-                    <w:spacing w:before="0" w:after="0" w:line="264" w:lineRule="auto"/>
+                    <w:spacing w:before="0" w:after="0" w:line="252" w:lineRule="auto"/>
                     <w:ind w:left="340" w:hanging="340"/>
                   </w:pPr>
                   <w:r>
@@ -3600,25 +3621,25 @@
                       <w:rFonts w:ascii="Avenir Next" w:hAnsi="Avenir Next" w:cs="Avenir Next" w:eastAsia="Avenir Next"/>
                       <w:b/>
                       <w:color w:val="003A70"/>
+                      <w:sz w:val="22"/>
+                      <w:szCs w:val="21"/>
+                    </w:rPr>
+                    <w:t xml:space="preserve">C</w:t>
+                  </w:r>
+                  <w:r>
+                    <w:rPr>
+                      <w:rFonts w:ascii="Avenir Next" w:hAnsi="Avenir Next" w:cs="Avenir Next" w:eastAsia="Avenir Next"/>
+                      <w:color w:val="1A1A1A"/>
                       <w:sz w:val="21"/>
                       <w:szCs w:val="21"/>
                     </w:rPr>
-                    <w:t xml:space="preserve">C</w:t>
-                  </w:r>
-                  <w:r>
-                    <w:rPr>
-                      <w:rFonts w:ascii="Avenir Next" w:hAnsi="Avenir Next" w:cs="Avenir Next" w:eastAsia="Avenir Next"/>
-                      <w:color w:val="1A1A1A"/>
-                      <w:sz w:val="21"/>
-                      <w:szCs w:val="21"/>
-                    </w:rPr>
                     <w:tab/>
                   </w:r>
                   <w:r>
                     <w:rPr>
                       <w:rFonts w:ascii="Avenir Next" w:hAnsi="Avenir Next" w:cs="Avenir Next" w:eastAsia="Avenir Next"/>
                       <w:color w:val="1A1A1A"/>
-                      <w:sz w:val="21"/>
+                      <w:sz w:val="22"/>
                       <w:szCs w:val="21"/>
                     </w:rPr>
                     <w:t xml:space="preserve">7:63</w:t>
@@ -3635,7 +3656,7 @@
                     <w:tabs>
                       <w:tab w:val="left" w:pos="340"/>
                     </w:tabs>
-                    <w:spacing w:before="0" w:after="0" w:line="264" w:lineRule="auto"/>
+                    <w:spacing w:before="0" w:after="0" w:line="252" w:lineRule="auto"/>
                     <w:ind w:left="340" w:hanging="340"/>
                   </w:pPr>
                   <w:r>
@@ -3643,25 +3664,25 @@
                       <w:rFonts w:ascii="Avenir Next" w:hAnsi="Avenir Next" w:cs="Avenir Next" w:eastAsia="Avenir Next"/>
                       <w:b/>
                       <w:color w:val="003A70"/>
+                      <w:sz w:val="22"/>
+                      <w:szCs w:val="21"/>
+                    </w:rPr>
+                    <w:t xml:space="preserve">D</w:t>
+                  </w:r>
+                  <w:r>
+                    <w:rPr>
+                      <w:rFonts w:ascii="Avenir Next" w:hAnsi="Avenir Next" w:cs="Avenir Next" w:eastAsia="Avenir Next"/>
+                      <w:color w:val="1A1A1A"/>
                       <w:sz w:val="21"/>
                       <w:szCs w:val="21"/>
                     </w:rPr>
-                    <w:t xml:space="preserve">D</w:t>
-                  </w:r>
-                  <w:r>
-                    <w:rPr>
-                      <w:rFonts w:ascii="Avenir Next" w:hAnsi="Avenir Next" w:cs="Avenir Next" w:eastAsia="Avenir Next"/>
-                      <w:color w:val="1A1A1A"/>
-                      <w:sz w:val="21"/>
-                      <w:szCs w:val="21"/>
-                    </w:rPr>
                     <w:tab/>
                   </w:r>
                   <w:r>
                     <w:rPr>
                       <w:rFonts w:ascii="Avenir Next" w:hAnsi="Avenir Next" w:cs="Avenir Next" w:eastAsia="Avenir Next"/>
                       <w:color w:val="1A1A1A"/>
-                      <w:sz w:val="21"/>
+                      <w:sz w:val="22"/>
                       <w:szCs w:val="21"/>
                     </w:rPr>
                     <w:t xml:space="preserve">10:36</w:t>
@@ -3710,19 +3731,42 @@
         <w:tblLook w:val="0000" w:firstRow="0" w:lastRow="0" w:firstColumn="0" w:lastColumn="0" w:noHBand="1" w:noVBand="1"/>
       </w:tblPr>
       <w:tblGrid>
-        <w:gridCol w:w="2000"/>
-        <w:gridCol w:w="2300"/>
-        <w:gridCol w:w="2100"/>
-        <w:gridCol w:w="3104"/>
+        <w:gridCol w:w="1750"/>
+        <w:gridCol w:w="2500"/>
+        <w:gridCol w:w="2200"/>
+        <w:gridCol w:w="3054"/>
       </w:tblGrid>
       <w:tr>
         <w:trPr>
           <w:cantSplit/>
-          <w:trHeight w:val="320" w:hRule="atLeast"/>
+          <w:trHeight w:val="300" w:hRule="atLeast"/>
         </w:trPr>
         <w:tc>
           <w:tcPr>
-            <w:tcW w:w="2000" w:type="dxa"/>
+            <w:tcW w:w="1750" w:type="dxa"/>
+            <w:vAlign w:val="center"/>
+          </w:tcPr>
+          <w:p>
+            <w:pPr>
+              <w:pStyle w:val="Heading2"/>
+              <w:spacing w:before="0" w:after="0" w:line="240" w:lineRule="auto"/>
+            </w:pPr>
+            <w:r>
+              <w:rPr>
+                <w:rFonts w:ascii="Avenir Next" w:hAnsi="Avenir Next" w:cs="Avenir Next" w:eastAsia="Avenir Next"/>
+                <w:b/>
+                <w:color w:val="003A70"/>
+                <w:spacing w:val="12"/>
+                <w:sz w:val="15"/>
+                <w:szCs w:val="15"/>
+              </w:rPr>
+              <w:t xml:space="preserve">CHECK YOURSELF</w:t>
+            </w:r>
+          </w:p>
+        </w:tc>
+        <w:tc>
+          <w:tcPr>
+            <w:tcW w:w="2500" w:type="dxa"/>
             <w:vAlign w:val="center"/>
           </w:tcPr>
           <w:p>
@@ -3731,20 +3775,27 @@
             </w:pPr>
             <w:r>
               <w:rPr>
-                <w:rFonts w:ascii="Avenir Next" w:hAnsi="Avenir Next" w:cs="Avenir Next" w:eastAsia="Avenir Next"/>
-                <w:b/>
-                <w:color w:val="003A70"/>
-                <w:spacing w:val="12"/>
-                <w:sz w:val="15"/>
-                <w:szCs w:val="15"/>
-              </w:rPr>
-              <w:t xml:space="preserve">CHECK YOURSELF</w:t>
+                <w:rFonts w:ascii="Arial" w:hAnsi="Arial" w:cs="Arial" w:eastAsia="Arial"/>
+                <w:color w:val="1A1A1A"/>
+                <w:sz w:val="20"/>
+                <w:szCs w:val="20"/>
+              </w:rPr>
+              <w:t xml:space="preserve">□</w:t>
+            </w:r>
+            <w:r>
+              <w:rPr>
+                <w:rFonts w:ascii="Avenir Next" w:hAnsi="Avenir Next" w:cs="Avenir Next" w:eastAsia="Avenir Next"/>
+                <w:color w:val="1A1A1A"/>
+                <w:sz w:val="17"/>
+                <w:szCs w:val="17"/>
+              </w:rPr>
+              <w:t xml:space="preserve">  I can do this on my own</w:t>
             </w:r>
           </w:p>
         </w:tc>
         <w:tc>
           <w:tcPr>
-            <w:tcW w:w="2300" w:type="dxa"/>
+            <w:tcW w:w="2200" w:type="dxa"/>
             <w:vAlign w:val="center"/>
           </w:tcPr>
           <w:p>
@@ -3755,8 +3806,8 @@
               <w:rPr>
                 <w:rFonts w:ascii="Arial" w:hAnsi="Arial" w:cs="Arial" w:eastAsia="Arial"/>
                 <w:color w:val="1A1A1A"/>
-                <w:sz w:val="24"/>
-                <w:szCs w:val="24"/>
+                <w:sz w:val="20"/>
+                <w:szCs w:val="20"/>
               </w:rPr>
               <w:t xml:space="preserve">□</w:t>
             </w:r>
@@ -3767,13 +3818,13 @@
                 <w:sz w:val="17"/>
                 <w:szCs w:val="17"/>
               </w:rPr>
-              <w:t xml:space="preserve">  I can do this on my own</w:t>
+              <w:t xml:space="preserve">  I need a little help</w:t>
             </w:r>
           </w:p>
         </w:tc>
         <w:tc>
           <w:tcPr>
-            <w:tcW w:w="2100" w:type="dxa"/>
+            <w:tcW w:w="3054" w:type="dxa"/>
             <w:vAlign w:val="center"/>
           </w:tcPr>
           <w:p>
@@ -3784,37 +3835,8 @@
               <w:rPr>
                 <w:rFonts w:ascii="Arial" w:hAnsi="Arial" w:cs="Arial" w:eastAsia="Arial"/>
                 <w:color w:val="1A1A1A"/>
-                <w:sz w:val="24"/>
-                <w:szCs w:val="24"/>
-              </w:rPr>
-              <w:t xml:space="preserve">□</w:t>
-            </w:r>
-            <w:r>
-              <w:rPr>
-                <w:rFonts w:ascii="Avenir Next" w:hAnsi="Avenir Next" w:cs="Avenir Next" w:eastAsia="Avenir Next"/>
-                <w:color w:val="1A1A1A"/>
-                <w:sz w:val="17"/>
-                <w:szCs w:val="17"/>
-              </w:rPr>
-              <w:t xml:space="preserve">  I need a little help</w:t>
-            </w:r>
-          </w:p>
-        </w:tc>
-        <w:tc>
-          <w:tcPr>
-            <w:tcW w:w="3104" w:type="dxa"/>
-            <w:vAlign w:val="center"/>
-          </w:tcPr>
-          <w:p>
-            <w:pPr>
-              <w:spacing w:before="0" w:after="0" w:line="240" w:lineRule="auto"/>
-            </w:pPr>
-            <w:r>
-              <w:rPr>
-                <w:rFonts w:ascii="Arial" w:hAnsi="Arial" w:cs="Arial" w:eastAsia="Arial"/>
-                <w:color w:val="1A1A1A"/>
-                <w:sz w:val="24"/>
-                <w:szCs w:val="24"/>
+                <w:sz w:val="20"/>
+                <w:szCs w:val="20"/>
               </w:rPr>
               <w:t xml:space="preserve">□</w:t>
             </w:r>
@@ -3849,7 +3871,7 @@
     <w:sectPr>
       <w:footerReference w:type="default" r:id="rIdFooter1"/>
       <w:pgSz w:w="12240" w:h="15840"/>
-      <w:pgMar w:top="893" w:right="1224" w:bottom="835" w:left="1512" w:header="432" w:footer="432" w:gutter="0"/>
+      <w:pgMar w:top="780" w:right="1224" w:bottom="760" w:left="1512" w:header="432" w:footer="432" w:gutter="0"/>
       <w:cols w:space="720"/>
     </w:sectPr>
   </w:body>
@@ -3929,7 +3951,106 @@
               <w:sz w:val="15"/>
               <w:szCs w:val="15"/>
             </w:rPr>
-            <w:t xml:space="preserve">Lesson 6-7  ·  Session 2  ·  Prerequisite Practice A</w:t>
+            <w:t xml:space="preserve">6-7 · Page </w:t>
+          </w:r>
+          <w:r>
+            <w:rPr>
+              <w:rFonts w:ascii="Avenir Next" w:hAnsi="Avenir Next" w:cs="Avenir Next" w:eastAsia="Avenir Next"/>
+              <w:color w:val="5A5F66"/>
+              <w:sz w:val="15"/>
+              <w:szCs w:val="15"/>
+            </w:rPr>
+            <w:fldChar w:fldCharType="begin"/>
+          </w:r>
+          <w:r>
+            <w:rPr>
+              <w:rFonts w:ascii="Avenir Next" w:hAnsi="Avenir Next" w:cs="Avenir Next" w:eastAsia="Avenir Next"/>
+              <w:color w:val="5A5F66"/>
+              <w:sz w:val="15"/>
+              <w:szCs w:val="15"/>
+            </w:rPr>
+            <w:instrText xml:space="preserve"> PAGE </w:instrText>
+          </w:r>
+          <w:r>
+            <w:rPr>
+              <w:rFonts w:ascii="Avenir Next" w:hAnsi="Avenir Next" w:cs="Avenir Next" w:eastAsia="Avenir Next"/>
+              <w:color w:val="5A5F66"/>
+              <w:sz w:val="15"/>
+              <w:szCs w:val="15"/>
+            </w:rPr>
+            <w:fldChar w:fldCharType="separate"/>
+          </w:r>
+          <w:r>
+            <w:rPr>
+              <w:rFonts w:ascii="Avenir Next" w:hAnsi="Avenir Next" w:cs="Avenir Next" w:eastAsia="Avenir Next"/>
+              <w:color w:val="5A5F66"/>
+              <w:sz w:val="15"/>
+              <w:szCs w:val="15"/>
+            </w:rPr>
+            <w:t xml:space="preserve">1</w:t>
+          </w:r>
+          <w:r>
+            <w:rPr>
+              <w:rFonts w:ascii="Avenir Next" w:hAnsi="Avenir Next" w:cs="Avenir Next" w:eastAsia="Avenir Next"/>
+              <w:color w:val="5A5F66"/>
+              <w:sz w:val="15"/>
+              <w:szCs w:val="15"/>
+            </w:rPr>
+            <w:fldChar w:fldCharType="end"/>
+          </w:r>
+          <w:r>
+            <w:rPr>
+              <w:rFonts w:ascii="Avenir Next" w:hAnsi="Avenir Next" w:cs="Avenir Next" w:eastAsia="Avenir Next"/>
+              <w:color w:val="5A5F66"/>
+              <w:sz w:val="15"/>
+              <w:szCs w:val="15"/>
+            </w:rPr>
+            <w:t xml:space="preserve"> of </w:t>
+          </w:r>
+          <w:r>
+            <w:rPr>
+              <w:rFonts w:ascii="Avenir Next" w:hAnsi="Avenir Next" w:cs="Avenir Next" w:eastAsia="Avenir Next"/>
+              <w:color w:val="5A5F66"/>
+              <w:sz w:val="15"/>
+              <w:szCs w:val="15"/>
+            </w:rPr>
+            <w:fldChar w:fldCharType="begin"/>
+          </w:r>
+          <w:r>
+            <w:rPr>
+              <w:rFonts w:ascii="Avenir Next" w:hAnsi="Avenir Next" w:cs="Avenir Next" w:eastAsia="Avenir Next"/>
+              <w:color w:val="5A5F66"/>
+              <w:sz w:val="15"/>
+              <w:szCs w:val="15"/>
+            </w:rPr>
+            <w:instrText xml:space="preserve"> NUMPAGES </w:instrText>
+          </w:r>
+          <w:r>
+            <w:rPr>
+              <w:rFonts w:ascii="Avenir Next" w:hAnsi="Avenir Next" w:cs="Avenir Next" w:eastAsia="Avenir Next"/>
+              <w:color w:val="5A5F66"/>
+              <w:sz w:val="15"/>
+              <w:szCs w:val="15"/>
+            </w:rPr>
+            <w:fldChar w:fldCharType="separate"/>
+          </w:r>
+          <w:r>
+            <w:rPr>
+              <w:rFonts w:ascii="Avenir Next" w:hAnsi="Avenir Next" w:cs="Avenir Next" w:eastAsia="Avenir Next"/>
+              <w:color w:val="5A5F66"/>
+              <w:sz w:val="15"/>
+              <w:szCs w:val="15"/>
+            </w:rPr>
+            <w:t xml:space="preserve">1</w:t>
+          </w:r>
+          <w:r>
+            <w:rPr>
+              <w:rFonts w:ascii="Avenir Next" w:hAnsi="Avenir Next" w:cs="Avenir Next" w:eastAsia="Avenir Next"/>
+              <w:color w:val="5A5F66"/>
+              <w:sz w:val="15"/>
+              <w:szCs w:val="15"/>
+            </w:rPr>
+            <w:fldChar w:fldCharType="end"/>
           </w:r>
         </w:p>
       </w:tc>
@@ -3972,5 +4093,23 @@
       </w:tblCellMar>
     </w:tblPr>
   </w:style>
+  <w:style w:type="paragraph" w:styleId="Heading1">
+    <w:name w:val="heading 1"/>
+    <w:basedOn w:val="Normal"/>
+    <w:pPr>
+      <w:outlineLvl w:val="0"/>
+      <w:keepNext w:val="0"/>
+      <w:keepLines w:val="0"/>
+    </w:pPr>
+  </w:style>
+  <w:style w:type="paragraph" w:styleId="Heading2">
+    <w:name w:val="heading 2"/>
+    <w:basedOn w:val="Normal"/>
+    <w:pPr>
+      <w:outlineLvl w:val="1"/>
+      <w:keepNext w:val="0"/>
+      <w:keepLines w:val="0"/>
+    </w:pPr>
+  </w:style>
 </w:styles>
 </file>